--- a/Logic gate details/All logic gate.docx
+++ b/Logic gate details/All logic gate.docx
@@ -71,24 +71,18 @@
         <w:jc w:val="both"/>
         <w:rPr>
           <w:rFonts w:ascii="Nirmala UI" w:hAnsi="Nirmala UI" w:cs="Nirmala UI"/>
-          <w:sz w:val="24"/>
-          <w:szCs w:val="24"/>
         </w:rPr>
       </w:pPr>
       <w:r>
         <w:rPr>
           <w:rStyle w:val="Strong"/>
           <w:rFonts w:ascii="Times New Roman" w:hAnsi="Times New Roman" w:cs="Times New Roman"/>
-          <w:sz w:val="24"/>
-          <w:szCs w:val="24"/>
         </w:rPr>
         <w:t>AND Gate</w:t>
       </w:r>
       <w:r>
         <w:rPr>
           <w:rFonts w:ascii="Times New Roman" w:hAnsi="Times New Roman" w:cs="Times New Roman"/>
-          <w:sz w:val="24"/>
-          <w:szCs w:val="24"/>
         </w:rPr>
         <w:t xml:space="preserve"> </w:t>
       </w:r>
@@ -96,8 +90,6 @@
       <w:r>
         <w:rPr>
           <w:rFonts w:ascii="Nirmala UI" w:hAnsi="Nirmala UI" w:cs="Nirmala UI"/>
-          <w:sz w:val="24"/>
-          <w:szCs w:val="24"/>
         </w:rPr>
         <w:t>হলো</w:t>
       </w:r>
@@ -105,8 +97,6 @@
       <w:r>
         <w:rPr>
           <w:rFonts w:ascii="Times New Roman" w:hAnsi="Times New Roman" w:cs="Times New Roman"/>
-          <w:sz w:val="24"/>
-          <w:szCs w:val="24"/>
         </w:rPr>
         <w:t xml:space="preserve"> </w:t>
       </w:r>
@@ -114,8 +104,6 @@
       <w:r>
         <w:rPr>
           <w:rFonts w:ascii="Nirmala UI" w:hAnsi="Nirmala UI" w:cs="Nirmala UI"/>
-          <w:sz w:val="24"/>
-          <w:szCs w:val="24"/>
         </w:rPr>
         <w:t>একটি</w:t>
       </w:r>
@@ -123,8 +111,6 @@
       <w:r>
         <w:rPr>
           <w:rFonts w:ascii="Times New Roman" w:hAnsi="Times New Roman" w:cs="Times New Roman"/>
-          <w:sz w:val="24"/>
-          <w:szCs w:val="24"/>
         </w:rPr>
         <w:t xml:space="preserve"> </w:t>
       </w:r>
@@ -132,8 +118,6 @@
       <w:r>
         <w:rPr>
           <w:rFonts w:ascii="Nirmala UI" w:hAnsi="Nirmala UI" w:cs="Nirmala UI"/>
-          <w:sz w:val="24"/>
-          <w:szCs w:val="24"/>
         </w:rPr>
         <w:t>মৌলিক</w:t>
       </w:r>
@@ -141,8 +125,6 @@
       <w:r>
         <w:rPr>
           <w:rFonts w:ascii="Times New Roman" w:hAnsi="Times New Roman" w:cs="Times New Roman"/>
-          <w:sz w:val="24"/>
-          <w:szCs w:val="24"/>
         </w:rPr>
         <w:t xml:space="preserve"> </w:t>
       </w:r>
@@ -150,16 +132,12 @@
         <w:rPr>
           <w:rStyle w:val="Strong"/>
           <w:rFonts w:ascii="Times New Roman" w:hAnsi="Times New Roman" w:cs="Times New Roman"/>
-          <w:sz w:val="24"/>
-          <w:szCs w:val="24"/>
         </w:rPr>
         <w:t>Logic Gate</w:t>
       </w:r>
       <w:r>
         <w:rPr>
           <w:rFonts w:ascii="Times New Roman" w:hAnsi="Times New Roman" w:cs="Times New Roman"/>
-          <w:sz w:val="24"/>
-          <w:szCs w:val="24"/>
         </w:rPr>
         <w:t xml:space="preserve">, </w:t>
       </w:r>
@@ -167,8 +145,6 @@
       <w:r>
         <w:rPr>
           <w:rFonts w:ascii="Nirmala UI" w:hAnsi="Nirmala UI" w:cs="Nirmala UI"/>
-          <w:sz w:val="24"/>
-          <w:szCs w:val="24"/>
         </w:rPr>
         <w:t>যা</w:t>
       </w:r>
@@ -176,8 +152,6 @@
       <w:r>
         <w:rPr>
           <w:rFonts w:ascii="Times New Roman" w:hAnsi="Times New Roman" w:cs="Times New Roman"/>
-          <w:sz w:val="24"/>
-          <w:szCs w:val="24"/>
         </w:rPr>
         <w:t xml:space="preserve"> </w:t>
       </w:r>
@@ -185,8 +159,6 @@
       <w:r>
         <w:rPr>
           <w:rFonts w:ascii="Nirmala UI" w:hAnsi="Nirmala UI" w:cs="Nirmala UI"/>
-          <w:sz w:val="24"/>
-          <w:szCs w:val="24"/>
         </w:rPr>
         <w:t>দুই</w:t>
       </w:r>
@@ -194,8 +166,6 @@
       <w:r>
         <w:rPr>
           <w:rFonts w:ascii="Times New Roman" w:hAnsi="Times New Roman" w:cs="Times New Roman"/>
-          <w:sz w:val="24"/>
-          <w:szCs w:val="24"/>
         </w:rPr>
         <w:t xml:space="preserve"> </w:t>
       </w:r>
@@ -203,8 +173,6 @@
       <w:r>
         <w:rPr>
           <w:rFonts w:ascii="Nirmala UI" w:hAnsi="Nirmala UI" w:cs="Nirmala UI"/>
-          <w:sz w:val="24"/>
-          <w:szCs w:val="24"/>
         </w:rPr>
         <w:t>বা</w:t>
       </w:r>
@@ -212,8 +180,6 @@
       <w:r>
         <w:rPr>
           <w:rFonts w:ascii="Times New Roman" w:hAnsi="Times New Roman" w:cs="Times New Roman"/>
-          <w:sz w:val="24"/>
-          <w:szCs w:val="24"/>
         </w:rPr>
         <w:t xml:space="preserve"> </w:t>
       </w:r>
@@ -221,8 +187,6 @@
       <w:r>
         <w:rPr>
           <w:rFonts w:ascii="Nirmala UI" w:hAnsi="Nirmala UI" w:cs="Nirmala UI"/>
-          <w:sz w:val="24"/>
-          <w:szCs w:val="24"/>
         </w:rPr>
         <w:t>ততোধিক</w:t>
       </w:r>
@@ -230,8 +194,6 @@
       <w:r>
         <w:rPr>
           <w:rFonts w:ascii="Times New Roman" w:hAnsi="Times New Roman" w:cs="Times New Roman"/>
-          <w:sz w:val="24"/>
-          <w:szCs w:val="24"/>
         </w:rPr>
         <w:t xml:space="preserve"> </w:t>
       </w:r>
@@ -239,8 +201,6 @@
       <w:r>
         <w:rPr>
           <w:rFonts w:ascii="Nirmala UI" w:hAnsi="Nirmala UI" w:cs="Nirmala UI"/>
-          <w:sz w:val="24"/>
-          <w:szCs w:val="24"/>
         </w:rPr>
         <w:t>ইনপুটের</w:t>
       </w:r>
@@ -248,8 +208,6 @@
       <w:r>
         <w:rPr>
           <w:rFonts w:ascii="Times New Roman" w:hAnsi="Times New Roman" w:cs="Times New Roman"/>
-          <w:sz w:val="24"/>
-          <w:szCs w:val="24"/>
         </w:rPr>
         <w:t xml:space="preserve"> </w:t>
       </w:r>
@@ -257,8 +215,6 @@
       <w:r>
         <w:rPr>
           <w:rFonts w:ascii="Nirmala UI" w:hAnsi="Nirmala UI" w:cs="Nirmala UI"/>
-          <w:sz w:val="24"/>
-          <w:szCs w:val="24"/>
         </w:rPr>
         <w:t>উপর</w:t>
       </w:r>
@@ -266,8 +222,6 @@
       <w:r>
         <w:rPr>
           <w:rFonts w:ascii="Times New Roman" w:hAnsi="Times New Roman" w:cs="Times New Roman"/>
-          <w:sz w:val="24"/>
-          <w:szCs w:val="24"/>
         </w:rPr>
         <w:t xml:space="preserve"> </w:t>
       </w:r>
@@ -275,8 +229,6 @@
       <w:r>
         <w:rPr>
           <w:rFonts w:ascii="Nirmala UI" w:hAnsi="Nirmala UI" w:cs="Nirmala UI"/>
-          <w:sz w:val="24"/>
-          <w:szCs w:val="24"/>
         </w:rPr>
         <w:t>কাজ</w:t>
       </w:r>
@@ -284,8 +236,6 @@
       <w:r>
         <w:rPr>
           <w:rFonts w:ascii="Times New Roman" w:hAnsi="Times New Roman" w:cs="Times New Roman"/>
-          <w:sz w:val="24"/>
-          <w:szCs w:val="24"/>
         </w:rPr>
         <w:t xml:space="preserve"> </w:t>
       </w:r>
@@ -293,8 +243,6 @@
       <w:r>
         <w:rPr>
           <w:rFonts w:ascii="Nirmala UI" w:hAnsi="Nirmala UI" w:cs="Nirmala UI"/>
-          <w:sz w:val="24"/>
-          <w:szCs w:val="24"/>
         </w:rPr>
         <w:t>করে</w:t>
       </w:r>
@@ -302,16 +250,12 @@
       <w:r>
         <w:rPr>
           <w:rFonts w:ascii="Nirmala UI" w:hAnsi="Nirmala UI" w:cs="Nirmala UI"/>
-          <w:sz w:val="24"/>
-          <w:szCs w:val="24"/>
         </w:rPr>
         <w:t>।</w:t>
       </w:r>
       <w:r>
         <w:rPr>
           <w:rFonts w:ascii="Times New Roman" w:hAnsi="Times New Roman" w:cs="Times New Roman"/>
-          <w:sz w:val="24"/>
-          <w:szCs w:val="24"/>
         </w:rPr>
         <w:t xml:space="preserve"> AND Gate-</w:t>
       </w:r>
@@ -319,8 +263,6 @@
       <w:r>
         <w:rPr>
           <w:rFonts w:ascii="Nirmala UI" w:hAnsi="Nirmala UI" w:cs="Nirmala UI"/>
-          <w:sz w:val="24"/>
-          <w:szCs w:val="24"/>
         </w:rPr>
         <w:t>এর</w:t>
       </w:r>
@@ -328,8 +270,6 @@
       <w:r>
         <w:rPr>
           <w:rFonts w:ascii="Times New Roman" w:hAnsi="Times New Roman" w:cs="Times New Roman"/>
-          <w:sz w:val="24"/>
-          <w:szCs w:val="24"/>
         </w:rPr>
         <w:t xml:space="preserve"> </w:t>
       </w:r>
@@ -338,8 +278,6 @@
         <w:rPr>
           <w:rStyle w:val="Strong"/>
           <w:rFonts w:ascii="Nirmala UI" w:hAnsi="Nirmala UI" w:cs="Nirmala UI"/>
-          <w:sz w:val="24"/>
-          <w:szCs w:val="24"/>
         </w:rPr>
         <w:t>সবগুলো</w:t>
       </w:r>
@@ -348,8 +286,6 @@
         <w:rPr>
           <w:rStyle w:val="Strong"/>
           <w:rFonts w:ascii="Times New Roman" w:hAnsi="Times New Roman" w:cs="Times New Roman"/>
-          <w:sz w:val="24"/>
-          <w:szCs w:val="24"/>
         </w:rPr>
         <w:t xml:space="preserve"> input 1 </w:t>
       </w:r>
@@ -358,8 +294,6 @@
         <w:rPr>
           <w:rStyle w:val="Strong"/>
           <w:rFonts w:ascii="Nirmala UI" w:hAnsi="Nirmala UI" w:cs="Nirmala UI"/>
-          <w:sz w:val="24"/>
-          <w:szCs w:val="24"/>
         </w:rPr>
         <w:t>হলে</w:t>
       </w:r>
@@ -368,8 +302,6 @@
         <w:rPr>
           <w:rStyle w:val="Strong"/>
           <w:rFonts w:ascii="Times New Roman" w:hAnsi="Times New Roman" w:cs="Times New Roman"/>
-          <w:sz w:val="24"/>
-          <w:szCs w:val="24"/>
         </w:rPr>
         <w:t xml:space="preserve"> </w:t>
       </w:r>
@@ -378,8 +310,6 @@
         <w:rPr>
           <w:rStyle w:val="Strong"/>
           <w:rFonts w:ascii="Nirmala UI" w:hAnsi="Nirmala UI" w:cs="Nirmala UI"/>
-          <w:sz w:val="24"/>
-          <w:szCs w:val="24"/>
         </w:rPr>
         <w:t>তবেই</w:t>
       </w:r>
@@ -388,8 +318,6 @@
         <w:rPr>
           <w:rStyle w:val="Strong"/>
           <w:rFonts w:ascii="Times New Roman" w:hAnsi="Times New Roman" w:cs="Times New Roman"/>
-          <w:sz w:val="24"/>
-          <w:szCs w:val="24"/>
         </w:rPr>
         <w:t xml:space="preserve"> output 1 </w:t>
       </w:r>
@@ -398,8 +326,6 @@
         <w:rPr>
           <w:rStyle w:val="Strong"/>
           <w:rFonts w:ascii="Nirmala UI" w:hAnsi="Nirmala UI" w:cs="Nirmala UI"/>
-          <w:sz w:val="24"/>
-          <w:szCs w:val="24"/>
         </w:rPr>
         <w:t>হয়</w:t>
       </w:r>
@@ -407,16 +333,12 @@
       <w:r>
         <w:rPr>
           <w:rFonts w:ascii="Nirmala UI" w:hAnsi="Nirmala UI" w:cs="Nirmala UI"/>
-          <w:sz w:val="24"/>
-          <w:szCs w:val="24"/>
         </w:rPr>
         <w:t>।</w:t>
       </w:r>
       <w:r>
         <w:rPr>
           <w:rFonts w:ascii="Times New Roman" w:hAnsi="Times New Roman" w:cs="Times New Roman"/>
-          <w:sz w:val="24"/>
-          <w:szCs w:val="24"/>
         </w:rPr>
         <w:t xml:space="preserve"> </w:t>
       </w:r>
@@ -424,8 +346,6 @@
       <w:r>
         <w:rPr>
           <w:rFonts w:ascii="Nirmala UI" w:hAnsi="Nirmala UI" w:cs="Nirmala UI"/>
-          <w:sz w:val="24"/>
-          <w:szCs w:val="24"/>
         </w:rPr>
         <w:t>অন্য</w:t>
       </w:r>
@@ -433,8 +353,6 @@
       <w:r>
         <w:rPr>
           <w:rFonts w:ascii="Times New Roman" w:hAnsi="Times New Roman" w:cs="Times New Roman"/>
-          <w:sz w:val="24"/>
-          <w:szCs w:val="24"/>
         </w:rPr>
         <w:t xml:space="preserve"> </w:t>
       </w:r>
@@ -442,8 +360,6 @@
       <w:r>
         <w:rPr>
           <w:rFonts w:ascii="Nirmala UI" w:hAnsi="Nirmala UI" w:cs="Nirmala UI"/>
-          <w:sz w:val="24"/>
-          <w:szCs w:val="24"/>
         </w:rPr>
         <w:t>যেকোনো</w:t>
       </w:r>
@@ -451,8 +367,6 @@
       <w:r>
         <w:rPr>
           <w:rFonts w:ascii="Times New Roman" w:hAnsi="Times New Roman" w:cs="Times New Roman"/>
-          <w:sz w:val="24"/>
-          <w:szCs w:val="24"/>
         </w:rPr>
         <w:t xml:space="preserve"> </w:t>
       </w:r>
@@ -460,8 +374,6 @@
       <w:r>
         <w:rPr>
           <w:rFonts w:ascii="Nirmala UI" w:hAnsi="Nirmala UI" w:cs="Nirmala UI"/>
-          <w:sz w:val="24"/>
-          <w:szCs w:val="24"/>
         </w:rPr>
         <w:t>অবস্থায়</w:t>
       </w:r>
@@ -469,8 +381,6 @@
       <w:r>
         <w:rPr>
           <w:rFonts w:ascii="Times New Roman" w:hAnsi="Times New Roman" w:cs="Times New Roman"/>
-          <w:sz w:val="24"/>
-          <w:szCs w:val="24"/>
         </w:rPr>
         <w:t xml:space="preserve"> </w:t>
       </w:r>
@@ -479,16 +389,12 @@
           <w:rFonts w:ascii="Times New Roman" w:hAnsi="Times New Roman" w:cs="Times New Roman"/>
           <w:b/>
           <w:bCs/>
-          <w:sz w:val="24"/>
-          <w:szCs w:val="24"/>
         </w:rPr>
         <w:t>output</w:t>
       </w:r>
       <w:r>
         <w:rPr>
           <w:rFonts w:ascii="Times New Roman" w:hAnsi="Times New Roman" w:cs="Times New Roman"/>
-          <w:sz w:val="24"/>
-          <w:szCs w:val="24"/>
         </w:rPr>
         <w:t xml:space="preserve"> </w:t>
       </w:r>
@@ -496,8 +402,6 @@
       <w:r>
         <w:rPr>
           <w:rFonts w:ascii="Nirmala UI" w:hAnsi="Nirmala UI" w:cs="Nirmala UI"/>
-          <w:sz w:val="24"/>
-          <w:szCs w:val="24"/>
         </w:rPr>
         <w:t>হবে</w:t>
       </w:r>
@@ -505,8 +409,6 @@
       <w:r>
         <w:rPr>
           <w:rFonts w:ascii="Times New Roman" w:hAnsi="Times New Roman" w:cs="Times New Roman"/>
-          <w:sz w:val="24"/>
-          <w:szCs w:val="24"/>
         </w:rPr>
         <w:t xml:space="preserve"> </w:t>
       </w:r>
@@ -514,16 +416,12 @@
         <w:rPr>
           <w:rStyle w:val="Strong"/>
           <w:rFonts w:ascii="Times New Roman" w:hAnsi="Times New Roman" w:cs="Times New Roman"/>
-          <w:sz w:val="24"/>
-          <w:szCs w:val="24"/>
         </w:rPr>
         <w:t>0</w:t>
       </w:r>
       <w:r>
         <w:rPr>
           <w:rFonts w:ascii="Nirmala UI" w:hAnsi="Nirmala UI" w:cs="Nirmala UI"/>
-          <w:sz w:val="24"/>
-          <w:szCs w:val="24"/>
         </w:rPr>
         <w:t>।</w:t>
       </w:r>
@@ -694,7 +592,595 @@
         <mc:AlternateContent>
           <mc:Choice Requires="wps">
             <w:drawing>
-              <wp:anchor distT="0" distB="0" distL="114300" distR="114300" simplePos="0" relativeHeight="251660288" behindDoc="0" locked="0" layoutInCell="1" allowOverlap="1" wp14:anchorId="22155B43" wp14:editId="0DE19112">
+              <wp:anchor distT="0" distB="0" distL="114300" distR="114300" simplePos="0" relativeHeight="251659264" behindDoc="0" locked="0" layoutInCell="1" allowOverlap="1" wp14:anchorId="72482D40" wp14:editId="3DBE3970">
+                <wp:simplePos x="0" y="0"/>
+                <wp:positionH relativeFrom="column">
+                  <wp:posOffset>4301490</wp:posOffset>
+                </wp:positionH>
+                <wp:positionV relativeFrom="paragraph">
+                  <wp:posOffset>239395</wp:posOffset>
+                </wp:positionV>
+                <wp:extent cx="2428875" cy="733425"/>
+                <wp:effectExtent l="0" t="0" r="28575" b="28575"/>
+                <wp:wrapNone/>
+                <wp:docPr id="2" name="Text Box 2"/>
+                <wp:cNvGraphicFramePr/>
+                <a:graphic xmlns:a="http://schemas.openxmlformats.org/drawingml/2006/main">
+                  <a:graphicData uri="http://schemas.microsoft.com/office/word/2010/wordprocessingShape">
+                    <wps:wsp>
+                      <wps:cNvSpPr txBox="1"/>
+                      <wps:spPr>
+                        <a:xfrm>
+                          <a:off x="0" y="0"/>
+                          <a:ext cx="2428875" cy="733425"/>
+                        </a:xfrm>
+                        <a:prstGeom prst="rect">
+                          <a:avLst/>
+                        </a:prstGeom>
+                        <a:solidFill>
+                          <a:schemeClr val="lt1"/>
+                        </a:solidFill>
+                        <a:ln w="6350">
+                          <a:solidFill>
+                            <a:prstClr val="black"/>
+                          </a:solidFill>
+                        </a:ln>
+                      </wps:spPr>
+                      <wps:txbx>
+                        <w:txbxContent>
+                          <w:p>
+                            <w:pPr>
+                              <w:pStyle w:val="pdq2pgselectionanchorcontainer"/>
+                              <w:rPr>
+                                <w:b/>
+                                <w:bCs/>
+                                <w:sz w:val="22"/>
+                                <w:szCs w:val="22"/>
+                              </w:rPr>
+                            </w:pPr>
+                            <w:r>
+                              <w:rPr>
+                                <w:b/>
+                                <w:bCs/>
+                                <w:sz w:val="22"/>
+                                <w:szCs w:val="22"/>
+                              </w:rPr>
+                              <w:t>AND Gate-</w:t>
+                            </w:r>
+                            <w:proofErr w:type="spellStart"/>
+                            <w:r>
+                              <w:rPr>
+                                <w:rFonts w:ascii="Nirmala UI" w:hAnsi="Nirmala UI" w:cs="Nirmala UI"/>
+                                <w:b/>
+                                <w:bCs/>
+                                <w:sz w:val="22"/>
+                                <w:szCs w:val="22"/>
+                              </w:rPr>
+                              <w:t>এর</w:t>
+                            </w:r>
+                            <w:proofErr w:type="spellEnd"/>
+                            <w:r>
+                              <w:rPr>
+                                <w:b/>
+                                <w:bCs/>
+                                <w:sz w:val="22"/>
+                                <w:szCs w:val="22"/>
+                              </w:rPr>
+                              <w:t xml:space="preserve"> </w:t>
+                            </w:r>
+                            <w:proofErr w:type="spellStart"/>
+                            <w:r>
+                              <w:rPr>
+                                <w:rFonts w:ascii="Nirmala UI" w:hAnsi="Nirmala UI" w:cs="Nirmala UI"/>
+                                <w:b/>
+                                <w:bCs/>
+                                <w:sz w:val="22"/>
+                                <w:szCs w:val="22"/>
+                              </w:rPr>
+                              <w:t>মূল</w:t>
+                            </w:r>
+                            <w:proofErr w:type="spellEnd"/>
+                            <w:r>
+                              <w:rPr>
+                                <w:b/>
+                                <w:bCs/>
+                                <w:sz w:val="22"/>
+                                <w:szCs w:val="22"/>
+                              </w:rPr>
+                              <w:t xml:space="preserve"> </w:t>
+                            </w:r>
+                            <w:proofErr w:type="spellStart"/>
+                            <w:r>
+                              <w:rPr>
+                                <w:rFonts w:ascii="Nirmala UI" w:hAnsi="Nirmala UI" w:cs="Nirmala UI"/>
+                                <w:b/>
+                                <w:bCs/>
+                                <w:sz w:val="22"/>
+                                <w:szCs w:val="22"/>
+                              </w:rPr>
+                              <w:t>কথা</w:t>
+                            </w:r>
+                            <w:proofErr w:type="spellEnd"/>
+                            <w:r>
+                              <w:rPr>
+                                <w:b/>
+                                <w:bCs/>
+                                <w:sz w:val="22"/>
+                                <w:szCs w:val="22"/>
+                              </w:rPr>
+                              <w:t xml:space="preserve"> </w:t>
+                            </w:r>
+                            <w:proofErr w:type="spellStart"/>
+                            <w:r>
+                              <w:rPr>
+                                <w:rFonts w:ascii="Nirmala UI" w:hAnsi="Nirmala UI" w:cs="Nirmala UI"/>
+                                <w:b/>
+                                <w:bCs/>
+                                <w:sz w:val="22"/>
+                                <w:szCs w:val="22"/>
+                              </w:rPr>
+                              <w:t>হলো</w:t>
+                            </w:r>
+                            <w:proofErr w:type="spellEnd"/>
+                            <w:r>
+                              <w:rPr>
+                                <w:b/>
+                                <w:bCs/>
+                                <w:sz w:val="22"/>
+                                <w:szCs w:val="22"/>
+                              </w:rPr>
+                              <w:t>:</w:t>
+                            </w:r>
+                          </w:p>
+                          <w:p>
+                            <w:pPr>
+                              <w:pStyle w:val="NormalWeb"/>
+                              <w:rPr>
+                                <w:sz w:val="22"/>
+                                <w:szCs w:val="22"/>
+                              </w:rPr>
+                            </w:pPr>
+                            <w:r>
+                              <w:rPr>
+                                <w:rStyle w:val="Strong"/>
+                                <w:sz w:val="22"/>
+                                <w:szCs w:val="22"/>
+                              </w:rPr>
+                              <w:t>“</w:t>
+                            </w:r>
+                            <w:proofErr w:type="spellStart"/>
+                            <w:r>
+                              <w:rPr>
+                                <w:rStyle w:val="Strong"/>
+                                <w:rFonts w:ascii="Nirmala UI" w:hAnsi="Nirmala UI" w:cs="Nirmala UI"/>
+                                <w:sz w:val="22"/>
+                                <w:szCs w:val="22"/>
+                              </w:rPr>
+                              <w:t>সব</w:t>
+                            </w:r>
+                            <w:proofErr w:type="spellEnd"/>
+                            <w:r>
+                              <w:rPr>
+                                <w:rStyle w:val="Strong"/>
+                                <w:sz w:val="22"/>
+                                <w:szCs w:val="22"/>
+                              </w:rPr>
+                              <w:t xml:space="preserve"> </w:t>
+                            </w:r>
+                            <w:proofErr w:type="spellStart"/>
+                            <w:r>
+                              <w:rPr>
+                                <w:rStyle w:val="Strong"/>
+                                <w:rFonts w:ascii="Nirmala UI" w:hAnsi="Nirmala UI" w:cs="Nirmala UI"/>
+                                <w:sz w:val="22"/>
+                                <w:szCs w:val="22"/>
+                              </w:rPr>
+                              <w:t>শর্ত</w:t>
+                            </w:r>
+                            <w:proofErr w:type="spellEnd"/>
+                            <w:r>
+                              <w:rPr>
+                                <w:rStyle w:val="Strong"/>
+                                <w:sz w:val="22"/>
+                                <w:szCs w:val="22"/>
+                              </w:rPr>
+                              <w:t xml:space="preserve"> </w:t>
+                            </w:r>
+                            <w:proofErr w:type="spellStart"/>
+                            <w:r>
+                              <w:rPr>
+                                <w:rStyle w:val="Strong"/>
+                                <w:rFonts w:ascii="Nirmala UI" w:hAnsi="Nirmala UI" w:cs="Nirmala UI"/>
+                                <w:sz w:val="22"/>
+                                <w:szCs w:val="22"/>
+                              </w:rPr>
+                              <w:t>সত্য</w:t>
+                            </w:r>
+                            <w:proofErr w:type="spellEnd"/>
+                            <w:r>
+                              <w:rPr>
+                                <w:rStyle w:val="Strong"/>
+                                <w:sz w:val="22"/>
+                                <w:szCs w:val="22"/>
+                              </w:rPr>
+                              <w:t xml:space="preserve"> </w:t>
+                            </w:r>
+                            <w:proofErr w:type="spellStart"/>
+                            <w:r>
+                              <w:rPr>
+                                <w:rStyle w:val="Strong"/>
+                                <w:rFonts w:ascii="Nirmala UI" w:hAnsi="Nirmala UI" w:cs="Nirmala UI"/>
+                                <w:sz w:val="22"/>
+                                <w:szCs w:val="22"/>
+                              </w:rPr>
+                              <w:t>হলে</w:t>
+                            </w:r>
+                            <w:proofErr w:type="spellEnd"/>
+                            <w:r>
+                              <w:rPr>
+                                <w:rStyle w:val="Strong"/>
+                                <w:sz w:val="22"/>
+                                <w:szCs w:val="22"/>
+                              </w:rPr>
+                              <w:t xml:space="preserve"> </w:t>
+                            </w:r>
+                            <w:proofErr w:type="spellStart"/>
+                            <w:r>
+                              <w:rPr>
+                                <w:rStyle w:val="Strong"/>
+                                <w:rFonts w:ascii="Nirmala UI" w:hAnsi="Nirmala UI" w:cs="Nirmala UI"/>
+                                <w:sz w:val="22"/>
+                                <w:szCs w:val="22"/>
+                              </w:rPr>
+                              <w:t>ফলাফল</w:t>
+                            </w:r>
+                            <w:proofErr w:type="spellEnd"/>
+                            <w:r>
+                              <w:rPr>
+                                <w:rStyle w:val="Strong"/>
+                                <w:sz w:val="22"/>
+                                <w:szCs w:val="22"/>
+                              </w:rPr>
+                              <w:t xml:space="preserve"> </w:t>
+                            </w:r>
+                            <w:proofErr w:type="spellStart"/>
+                            <w:r>
+                              <w:rPr>
+                                <w:rStyle w:val="Strong"/>
+                                <w:rFonts w:ascii="Nirmala UI" w:hAnsi="Nirmala UI" w:cs="Nirmala UI"/>
+                                <w:sz w:val="22"/>
+                                <w:szCs w:val="22"/>
+                              </w:rPr>
+                              <w:t>সত্য</w:t>
+                            </w:r>
+                            <w:proofErr w:type="spellEnd"/>
+                            <w:r>
+                              <w:rPr>
+                                <w:rStyle w:val="Strong"/>
+                                <w:rFonts w:ascii="Nirmala UI" w:hAnsi="Nirmala UI" w:cs="Nirmala UI"/>
+                                <w:sz w:val="22"/>
+                                <w:szCs w:val="22"/>
+                              </w:rPr>
+                              <w:t>।</w:t>
+                            </w:r>
+                            <w:r>
+                              <w:rPr>
+                                <w:rStyle w:val="Strong"/>
+                                <w:sz w:val="22"/>
+                                <w:szCs w:val="22"/>
+                              </w:rPr>
+                              <w:t>”</w:t>
+                            </w:r>
+                          </w:p>
+                          <w:p>
+                            <w:pPr>
+                              <w:rPr>
+                                <w:sz w:val="20"/>
+                                <w:szCs w:val="20"/>
+                              </w:rPr>
+                            </w:pPr>
+                          </w:p>
+                        </w:txbxContent>
+                      </wps:txbx>
+                      <wps:bodyPr rot="0" spcFirstLastPara="0" vertOverflow="overflow" horzOverflow="overflow" vert="horz" wrap="square" lIns="91440" tIns="45720" rIns="91440" bIns="45720" numCol="1" spcCol="0" rtlCol="0" fromWordArt="0" anchor="t" anchorCtr="0" forceAA="0" compatLnSpc="1">
+                        <a:prstTxWarp prst="textNoShape">
+                          <a:avLst/>
+                        </a:prstTxWarp>
+                        <a:noAutofit/>
+                      </wps:bodyPr>
+                    </wps:wsp>
+                  </a:graphicData>
+                </a:graphic>
+                <wp14:sizeRelH relativeFrom="margin">
+                  <wp14:pctWidth>0</wp14:pctWidth>
+                </wp14:sizeRelH>
+                <wp14:sizeRelV relativeFrom="margin">
+                  <wp14:pctHeight>0</wp14:pctHeight>
+                </wp14:sizeRelV>
+              </wp:anchor>
+            </w:drawing>
+          </mc:Choice>
+          <mc:Fallback>
+            <w:pict>
+              <v:shapetype w14:anchorId="72482D40" id="_x0000_t202" coordsize="21600,21600" o:spt="202" path="m,l,21600r21600,l21600,xe">
+                <v:stroke joinstyle="miter"/>
+                <v:path gradientshapeok="t" o:connecttype="rect"/>
+              </v:shapetype>
+              <v:shape id="Text Box 2" o:spid="_x0000_s1026" type="#_x0000_t202" style="position:absolute;margin-left:338.7pt;margin-top:18.85pt;width:191.25pt;height:57.75pt;z-index:251659264;visibility:visible;mso-wrap-style:square;mso-width-percent:0;mso-height-percent:0;mso-wrap-distance-left:9pt;mso-wrap-distance-top:0;mso-wrap-distance-right:9pt;mso-wrap-distance-bottom:0;mso-position-horizontal:absolute;mso-position-horizontal-relative:text;mso-position-vertical:absolute;mso-position-vertical-relative:text;mso-width-percent:0;mso-height-percent:0;mso-width-relative:margin;mso-height-relative:margin;v-text-anchor:top" o:gfxdata="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" fillcolor="white [3201]" strokeweight=".5pt">
+                <v:textbox>
+                  <w:txbxContent>
+                    <w:p>
+                      <w:pPr>
+                        <w:pStyle w:val="pdq2pgselectionanchorcontainer"/>
+                        <w:rPr>
+                          <w:b/>
+                          <w:bCs/>
+                          <w:sz w:val="22"/>
+                          <w:szCs w:val="22"/>
+                        </w:rPr>
+                      </w:pPr>
+                      <w:r>
+                        <w:rPr>
+                          <w:b/>
+                          <w:bCs/>
+                          <w:sz w:val="22"/>
+                          <w:szCs w:val="22"/>
+                        </w:rPr>
+                        <w:t>AND Gate-</w:t>
+                      </w:r>
+                      <w:proofErr w:type="spellStart"/>
+                      <w:r>
+                        <w:rPr>
+                          <w:rFonts w:ascii="Nirmala UI" w:hAnsi="Nirmala UI" w:cs="Nirmala UI"/>
+                          <w:b/>
+                          <w:bCs/>
+                          <w:sz w:val="22"/>
+                          <w:szCs w:val="22"/>
+                        </w:rPr>
+                        <w:t>এর</w:t>
+                      </w:r>
+                      <w:proofErr w:type="spellEnd"/>
+                      <w:r>
+                        <w:rPr>
+                          <w:b/>
+                          <w:bCs/>
+                          <w:sz w:val="22"/>
+                          <w:szCs w:val="22"/>
+                        </w:rPr>
+                        <w:t xml:space="preserve"> </w:t>
+                      </w:r>
+                      <w:proofErr w:type="spellStart"/>
+                      <w:r>
+                        <w:rPr>
+                          <w:rFonts w:ascii="Nirmala UI" w:hAnsi="Nirmala UI" w:cs="Nirmala UI"/>
+                          <w:b/>
+                          <w:bCs/>
+                          <w:sz w:val="22"/>
+                          <w:szCs w:val="22"/>
+                        </w:rPr>
+                        <w:t>মূল</w:t>
+                      </w:r>
+                      <w:proofErr w:type="spellEnd"/>
+                      <w:r>
+                        <w:rPr>
+                          <w:b/>
+                          <w:bCs/>
+                          <w:sz w:val="22"/>
+                          <w:szCs w:val="22"/>
+                        </w:rPr>
+                        <w:t xml:space="preserve"> </w:t>
+                      </w:r>
+                      <w:proofErr w:type="spellStart"/>
+                      <w:r>
+                        <w:rPr>
+                          <w:rFonts w:ascii="Nirmala UI" w:hAnsi="Nirmala UI" w:cs="Nirmala UI"/>
+                          <w:b/>
+                          <w:bCs/>
+                          <w:sz w:val="22"/>
+                          <w:szCs w:val="22"/>
+                        </w:rPr>
+                        <w:t>কথা</w:t>
+                      </w:r>
+                      <w:proofErr w:type="spellEnd"/>
+                      <w:r>
+                        <w:rPr>
+                          <w:b/>
+                          <w:bCs/>
+                          <w:sz w:val="22"/>
+                          <w:szCs w:val="22"/>
+                        </w:rPr>
+                        <w:t xml:space="preserve"> </w:t>
+                      </w:r>
+                      <w:proofErr w:type="spellStart"/>
+                      <w:r>
+                        <w:rPr>
+                          <w:rFonts w:ascii="Nirmala UI" w:hAnsi="Nirmala UI" w:cs="Nirmala UI"/>
+                          <w:b/>
+                          <w:bCs/>
+                          <w:sz w:val="22"/>
+                          <w:szCs w:val="22"/>
+                        </w:rPr>
+                        <w:t>হলো</w:t>
+                      </w:r>
+                      <w:proofErr w:type="spellEnd"/>
+                      <w:r>
+                        <w:rPr>
+                          <w:b/>
+                          <w:bCs/>
+                          <w:sz w:val="22"/>
+                          <w:szCs w:val="22"/>
+                        </w:rPr>
+                        <w:t>:</w:t>
+                      </w:r>
+                    </w:p>
+                    <w:p>
+                      <w:pPr>
+                        <w:pStyle w:val="NormalWeb"/>
+                        <w:rPr>
+                          <w:sz w:val="22"/>
+                          <w:szCs w:val="22"/>
+                        </w:rPr>
+                      </w:pPr>
+                      <w:r>
+                        <w:rPr>
+                          <w:rStyle w:val="Strong"/>
+                          <w:sz w:val="22"/>
+                          <w:szCs w:val="22"/>
+                        </w:rPr>
+                        <w:t>“</w:t>
+                      </w:r>
+                      <w:proofErr w:type="spellStart"/>
+                      <w:r>
+                        <w:rPr>
+                          <w:rStyle w:val="Strong"/>
+                          <w:rFonts w:ascii="Nirmala UI" w:hAnsi="Nirmala UI" w:cs="Nirmala UI"/>
+                          <w:sz w:val="22"/>
+                          <w:szCs w:val="22"/>
+                        </w:rPr>
+                        <w:t>সব</w:t>
+                      </w:r>
+                      <w:proofErr w:type="spellEnd"/>
+                      <w:r>
+                        <w:rPr>
+                          <w:rStyle w:val="Strong"/>
+                          <w:sz w:val="22"/>
+                          <w:szCs w:val="22"/>
+                        </w:rPr>
+                        <w:t xml:space="preserve"> </w:t>
+                      </w:r>
+                      <w:proofErr w:type="spellStart"/>
+                      <w:r>
+                        <w:rPr>
+                          <w:rStyle w:val="Strong"/>
+                          <w:rFonts w:ascii="Nirmala UI" w:hAnsi="Nirmala UI" w:cs="Nirmala UI"/>
+                          <w:sz w:val="22"/>
+                          <w:szCs w:val="22"/>
+                        </w:rPr>
+                        <w:t>শর্ত</w:t>
+                      </w:r>
+                      <w:proofErr w:type="spellEnd"/>
+                      <w:r>
+                        <w:rPr>
+                          <w:rStyle w:val="Strong"/>
+                          <w:sz w:val="22"/>
+                          <w:szCs w:val="22"/>
+                        </w:rPr>
+                        <w:t xml:space="preserve"> </w:t>
+                      </w:r>
+                      <w:proofErr w:type="spellStart"/>
+                      <w:r>
+                        <w:rPr>
+                          <w:rStyle w:val="Strong"/>
+                          <w:rFonts w:ascii="Nirmala UI" w:hAnsi="Nirmala UI" w:cs="Nirmala UI"/>
+                          <w:sz w:val="22"/>
+                          <w:szCs w:val="22"/>
+                        </w:rPr>
+                        <w:t>সত্য</w:t>
+                      </w:r>
+                      <w:proofErr w:type="spellEnd"/>
+                      <w:r>
+                        <w:rPr>
+                          <w:rStyle w:val="Strong"/>
+                          <w:sz w:val="22"/>
+                          <w:szCs w:val="22"/>
+                        </w:rPr>
+                        <w:t xml:space="preserve"> </w:t>
+                      </w:r>
+                      <w:proofErr w:type="spellStart"/>
+                      <w:r>
+                        <w:rPr>
+                          <w:rStyle w:val="Strong"/>
+                          <w:rFonts w:ascii="Nirmala UI" w:hAnsi="Nirmala UI" w:cs="Nirmala UI"/>
+                          <w:sz w:val="22"/>
+                          <w:szCs w:val="22"/>
+                        </w:rPr>
+                        <w:t>হলে</w:t>
+                      </w:r>
+                      <w:proofErr w:type="spellEnd"/>
+                      <w:r>
+                        <w:rPr>
+                          <w:rStyle w:val="Strong"/>
+                          <w:sz w:val="22"/>
+                          <w:szCs w:val="22"/>
+                        </w:rPr>
+                        <w:t xml:space="preserve"> </w:t>
+                      </w:r>
+                      <w:proofErr w:type="spellStart"/>
+                      <w:r>
+                        <w:rPr>
+                          <w:rStyle w:val="Strong"/>
+                          <w:rFonts w:ascii="Nirmala UI" w:hAnsi="Nirmala UI" w:cs="Nirmala UI"/>
+                          <w:sz w:val="22"/>
+                          <w:szCs w:val="22"/>
+                        </w:rPr>
+                        <w:t>ফলাফল</w:t>
+                      </w:r>
+                      <w:proofErr w:type="spellEnd"/>
+                      <w:r>
+                        <w:rPr>
+                          <w:rStyle w:val="Strong"/>
+                          <w:sz w:val="22"/>
+                          <w:szCs w:val="22"/>
+                        </w:rPr>
+                        <w:t xml:space="preserve"> </w:t>
+                      </w:r>
+                      <w:proofErr w:type="spellStart"/>
+                      <w:r>
+                        <w:rPr>
+                          <w:rStyle w:val="Strong"/>
+                          <w:rFonts w:ascii="Nirmala UI" w:hAnsi="Nirmala UI" w:cs="Nirmala UI"/>
+                          <w:sz w:val="22"/>
+                          <w:szCs w:val="22"/>
+                        </w:rPr>
+                        <w:t>সত্য</w:t>
+                      </w:r>
+                      <w:proofErr w:type="spellEnd"/>
+                      <w:r>
+                        <w:rPr>
+                          <w:rStyle w:val="Strong"/>
+                          <w:rFonts w:ascii="Nirmala UI" w:hAnsi="Nirmala UI" w:cs="Nirmala UI"/>
+                          <w:sz w:val="22"/>
+                          <w:szCs w:val="22"/>
+                        </w:rPr>
+                        <w:t>।</w:t>
+                      </w:r>
+                      <w:r>
+                        <w:rPr>
+                          <w:rStyle w:val="Strong"/>
+                          <w:sz w:val="22"/>
+                          <w:szCs w:val="22"/>
+                        </w:rPr>
+                        <w:t>”</w:t>
+                      </w:r>
+                    </w:p>
+                    <w:p>
+                      <w:pPr>
+                        <w:rPr>
+                          <w:sz w:val="20"/>
+                          <w:szCs w:val="20"/>
+                        </w:rPr>
+                      </w:pPr>
+                    </w:p>
+                  </w:txbxContent>
+                </v:textbox>
+              </v:shape>
+            </w:pict>
+          </mc:Fallback>
+        </mc:AlternateContent>
+      </w:r>
+      <w:r>
+        <w:rPr>
+          <w:rFonts w:ascii="Times New Roman" w:hAnsi="Times New Roman" w:cs="Times New Roman"/>
+          <w:b/>
+          <w:bCs/>
+          <w:noProof/>
+          <w:sz w:val="28"/>
+          <w:szCs w:val="28"/>
+        </w:rPr>
+        <mc:AlternateContent>
+          <mc:Choice Requires="wps">
+            <w:drawing>
+              <wp:anchor distT="0" distB="0" distL="114300" distR="114300" simplePos="0" relativeHeight="251660288" behindDoc="0" locked="0" layoutInCell="1" allowOverlap="1" wp14:anchorId="22155B43" wp14:editId="11E9CF78">
                 <wp:simplePos x="0" y="0"/>
                 <wp:positionH relativeFrom="column">
                   <wp:posOffset>53340</wp:posOffset>
@@ -771,7 +1257,6 @@
                             <w:r>
                               <w:t xml:space="preserve"> </w:t>
                             </w:r>
-                            <w:proofErr w:type="gramStart"/>
                             <w:r>
                               <w:rPr>
                                 <w:rStyle w:val="HTMLCode"/>
@@ -786,7 +1271,6 @@
                               </w:rPr>
                               <w:t xml:space="preserve"> .</w:t>
                             </w:r>
-                            <w:proofErr w:type="gramEnd"/>
                             <w:r>
                               <w:rPr>
                                 <w:rStyle w:val="HTMLCode"/>
@@ -853,11 +1337,7 @@
           </mc:Choice>
           <mc:Fallback>
             <w:pict>
-              <v:shapetype w14:anchorId="22155B43" id="_x0000_t202" coordsize="21600,21600" o:spt="202" path="m,l,21600r21600,l21600,xe">
-                <v:stroke joinstyle="miter"/>
-                <v:path gradientshapeok="t" o:connecttype="rect"/>
-              </v:shapetype>
-              <v:shape id="Text Box 3" o:spid="_x0000_s1026" type="#_x0000_t202" style="position:absolute;margin-left:4.2pt;margin-top:14.15pt;width:279.55pt;height:92.35pt;z-index:251660288;visibility:visible;mso-wrap-style:square;mso-width-percent:0;mso-height-percent:0;mso-wrap-distance-left:9pt;mso-wrap-distance-top:0;mso-wrap-distance-right:9pt;mso-wrap-distance-bottom:0;mso-position-horizontal:absolute;mso-position-horizontal-relative:text;mso-position-vertical:absolute;mso-position-vertical-relative:text;mso-width-percent:0;mso-height-percent:0;mso-width-relative:margin;mso-height-relative:margin;v-text-anchor:top" o:gfxdata="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" fillcolor="white [3201]" strokeweight=".5pt">
+              <v:shape w14:anchorId="22155B43" id="Text Box 3" o:spid="_x0000_s1027" type="#_x0000_t202" style="position:absolute;margin-left:4.2pt;margin-top:14.15pt;width:279.55pt;height:92.35pt;z-index:251660288;visibility:visible;mso-wrap-style:square;mso-width-percent:0;mso-height-percent:0;mso-wrap-distance-left:9pt;mso-wrap-distance-top:0;mso-wrap-distance-right:9pt;mso-wrap-distance-bottom:0;mso-position-horizontal:absolute;mso-position-horizontal-relative:text;mso-position-vertical:absolute;mso-position-vertical-relative:text;mso-width-percent:0;mso-height-percent:0;mso-width-relative:margin;mso-height-relative:margin;v-text-anchor:top" o:gfxdata="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" fillcolor="white [3201]" strokeweight=".5pt">
                 <v:textbox>
                   <w:txbxContent>
                     <w:p>
@@ -901,7 +1381,6 @@
                       <w:r>
                         <w:t xml:space="preserve"> </w:t>
                       </w:r>
-                      <w:proofErr w:type="gramStart"/>
                       <w:r>
                         <w:rPr>
                           <w:rStyle w:val="HTMLCode"/>
@@ -916,7 +1395,6 @@
                         </w:rPr>
                         <w:t xml:space="preserve"> .</w:t>
                       </w:r>
-                      <w:proofErr w:type="gramEnd"/>
                       <w:r>
                         <w:rPr>
                           <w:rStyle w:val="HTMLCode"/>
@@ -968,6 +1446,484 @@
           </mc:Fallback>
         </mc:AlternateContent>
       </w:r>
+    </w:p>
+    <w:p>
+      <w:pPr>
+        <w:rPr>
+          <w:rFonts w:ascii="Times New Roman" w:hAnsi="Times New Roman" w:cs="Times New Roman"/>
+          <w:sz w:val="28"/>
+          <w:szCs w:val="28"/>
+        </w:rPr>
+      </w:pPr>
+    </w:p>
+    <w:p>
+      <w:pPr>
+        <w:rPr>
+          <w:rFonts w:ascii="Times New Roman" w:hAnsi="Times New Roman" w:cs="Times New Roman"/>
+          <w:sz w:val="28"/>
+          <w:szCs w:val="28"/>
+        </w:rPr>
+      </w:pPr>
+    </w:p>
+    <w:p>
+      <w:pPr>
+        <w:rPr>
+          <w:rFonts w:ascii="Times New Roman" w:hAnsi="Times New Roman" w:cs="Times New Roman"/>
+          <w:sz w:val="28"/>
+          <w:szCs w:val="28"/>
+        </w:rPr>
+      </w:pPr>
+    </w:p>
+    <w:p>
+      <w:pPr>
+        <w:rPr>
+          <w:rFonts w:ascii="Times New Roman" w:hAnsi="Times New Roman" w:cs="Times New Roman"/>
+          <w:sz w:val="28"/>
+          <w:szCs w:val="28"/>
+        </w:rPr>
+      </w:pPr>
+    </w:p>
+    <w:p>
+      <w:pPr>
+        <w:rPr>
+          <w:rFonts w:ascii="Times New Roman" w:hAnsi="Times New Roman" w:cs="Times New Roman"/>
+          <w:sz w:val="28"/>
+          <w:szCs w:val="28"/>
+        </w:rPr>
+      </w:pPr>
+    </w:p>
+    <w:p>
+      <w:pPr>
+        <w:rPr>
+          <w:rFonts w:ascii="Times New Roman" w:hAnsi="Times New Roman" w:cs="Times New Roman"/>
+          <w:b/>
+          <w:bCs/>
+          <w:sz w:val="28"/>
+          <w:szCs w:val="28"/>
+          <w:u w:val="single"/>
+        </w:rPr>
+      </w:pPr>
+      <w:r>
+        <w:rPr>
+          <w:rFonts w:ascii="Times New Roman" w:hAnsi="Times New Roman" w:cs="Times New Roman"/>
+          <w:b/>
+          <w:bCs/>
+          <w:sz w:val="28"/>
+          <w:szCs w:val="28"/>
+          <w:u w:val="single"/>
+        </w:rPr>
+        <w:t xml:space="preserve">ii. OR Gate: </w:t>
+      </w:r>
+    </w:p>
+    <w:p>
+      <w:pPr>
+        <w:spacing w:line="360" w:lineRule="auto"/>
+        <w:rPr>
+          <w:rFonts w:ascii="Nirmala UI" w:hAnsi="Nirmala UI" w:cs="Nirmala UI"/>
+        </w:rPr>
+      </w:pPr>
+      <w:r>
+        <w:rPr>
+          <w:rStyle w:val="Strong"/>
+        </w:rPr>
+        <w:t>O</w:t>
+      </w:r>
+      <w:r>
+        <w:rPr>
+          <w:rStyle w:val="Strong"/>
+        </w:rPr>
+        <w:t>R Gate</w:t>
+      </w:r>
+      <w:r>
+        <w:t xml:space="preserve"> </w:t>
+      </w:r>
+      <w:proofErr w:type="spellStart"/>
+      <w:r>
+        <w:rPr>
+          <w:rFonts w:ascii="Nirmala UI" w:hAnsi="Nirmala UI" w:cs="Nirmala UI"/>
+        </w:rPr>
+        <w:t>হলো</w:t>
+      </w:r>
+      <w:proofErr w:type="spellEnd"/>
+      <w:r>
+        <w:t xml:space="preserve"> </w:t>
+      </w:r>
+      <w:proofErr w:type="spellStart"/>
+      <w:r>
+        <w:rPr>
+          <w:rFonts w:ascii="Nirmala UI" w:hAnsi="Nirmala UI" w:cs="Nirmala UI"/>
+        </w:rPr>
+        <w:t>একটি</w:t>
+      </w:r>
+      <w:proofErr w:type="spellEnd"/>
+      <w:r>
+        <w:t xml:space="preserve"> </w:t>
+      </w:r>
+      <w:proofErr w:type="spellStart"/>
+      <w:r>
+        <w:rPr>
+          <w:rFonts w:ascii="Nirmala UI" w:hAnsi="Nirmala UI" w:cs="Nirmala UI"/>
+        </w:rPr>
+        <w:t>মৌলিক</w:t>
+      </w:r>
+      <w:proofErr w:type="spellEnd"/>
+      <w:r>
+        <w:t xml:space="preserve"> </w:t>
+      </w:r>
+      <w:r>
+        <w:rPr>
+          <w:rStyle w:val="Strong"/>
+        </w:rPr>
+        <w:t>Logic Gate</w:t>
+      </w:r>
+      <w:r>
+        <w:t xml:space="preserve">, </w:t>
+      </w:r>
+      <w:proofErr w:type="spellStart"/>
+      <w:r>
+        <w:rPr>
+          <w:rFonts w:ascii="Nirmala UI" w:hAnsi="Nirmala UI" w:cs="Nirmala UI"/>
+        </w:rPr>
+        <w:t>যা</w:t>
+      </w:r>
+      <w:proofErr w:type="spellEnd"/>
+      <w:r>
+        <w:t xml:space="preserve"> </w:t>
+      </w:r>
+      <w:proofErr w:type="spellStart"/>
+      <w:r>
+        <w:rPr>
+          <w:rFonts w:ascii="Nirmala UI" w:hAnsi="Nirmala UI" w:cs="Nirmala UI"/>
+        </w:rPr>
+        <w:t>দুই</w:t>
+      </w:r>
+      <w:proofErr w:type="spellEnd"/>
+      <w:r>
+        <w:t xml:space="preserve"> </w:t>
+      </w:r>
+      <w:proofErr w:type="spellStart"/>
+      <w:r>
+        <w:rPr>
+          <w:rFonts w:ascii="Nirmala UI" w:hAnsi="Nirmala UI" w:cs="Nirmala UI"/>
+        </w:rPr>
+        <w:t>বা</w:t>
+      </w:r>
+      <w:proofErr w:type="spellEnd"/>
+      <w:r>
+        <w:t xml:space="preserve"> </w:t>
+      </w:r>
+      <w:proofErr w:type="spellStart"/>
+      <w:r>
+        <w:rPr>
+          <w:rFonts w:ascii="Nirmala UI" w:hAnsi="Nirmala UI" w:cs="Nirmala UI"/>
+        </w:rPr>
+        <w:t>ততোধিক</w:t>
+      </w:r>
+      <w:proofErr w:type="spellEnd"/>
+      <w:r>
+        <w:t xml:space="preserve"> input-</w:t>
+      </w:r>
+      <w:proofErr w:type="spellStart"/>
+      <w:r>
+        <w:rPr>
+          <w:rFonts w:ascii="Nirmala UI" w:hAnsi="Nirmala UI" w:cs="Nirmala UI"/>
+        </w:rPr>
+        <w:t>এর</w:t>
+      </w:r>
+      <w:proofErr w:type="spellEnd"/>
+      <w:r>
+        <w:t xml:space="preserve"> </w:t>
+      </w:r>
+      <w:proofErr w:type="spellStart"/>
+      <w:r>
+        <w:rPr>
+          <w:rFonts w:ascii="Nirmala UI" w:hAnsi="Nirmala UI" w:cs="Nirmala UI"/>
+        </w:rPr>
+        <w:t>উপর</w:t>
+      </w:r>
+      <w:proofErr w:type="spellEnd"/>
+      <w:r>
+        <w:t xml:space="preserve"> </w:t>
+      </w:r>
+      <w:proofErr w:type="spellStart"/>
+      <w:r>
+        <w:rPr>
+          <w:rFonts w:ascii="Nirmala UI" w:hAnsi="Nirmala UI" w:cs="Nirmala UI"/>
+        </w:rPr>
+        <w:t>কাজ</w:t>
+      </w:r>
+      <w:proofErr w:type="spellEnd"/>
+      <w:r>
+        <w:t xml:space="preserve"> </w:t>
+      </w:r>
+      <w:proofErr w:type="spellStart"/>
+      <w:r>
+        <w:rPr>
+          <w:rFonts w:ascii="Nirmala UI" w:hAnsi="Nirmala UI" w:cs="Nirmala UI"/>
+        </w:rPr>
+        <w:t>করে</w:t>
+      </w:r>
+      <w:proofErr w:type="spellEnd"/>
+      <w:r>
+        <w:rPr>
+          <w:rFonts w:ascii="Nirmala UI" w:hAnsi="Nirmala UI" w:cs="Nirmala UI"/>
+        </w:rPr>
+        <w:t>।</w:t>
+      </w:r>
+      <w:r>
+        <w:t xml:space="preserve"> OR Gate-</w:t>
+      </w:r>
+      <w:proofErr w:type="spellStart"/>
+      <w:r>
+        <w:rPr>
+          <w:rFonts w:ascii="Nirmala UI" w:hAnsi="Nirmala UI" w:cs="Nirmala UI"/>
+        </w:rPr>
+        <w:t>এর</w:t>
+      </w:r>
+      <w:proofErr w:type="spellEnd"/>
+      <w:r>
+        <w:t xml:space="preserve"> </w:t>
+      </w:r>
+      <w:proofErr w:type="spellStart"/>
+      <w:r>
+        <w:rPr>
+          <w:rStyle w:val="Strong"/>
+          <w:rFonts w:ascii="Nirmala UI" w:hAnsi="Nirmala UI" w:cs="Nirmala UI"/>
+        </w:rPr>
+        <w:t>যেকোনো</w:t>
+      </w:r>
+      <w:proofErr w:type="spellEnd"/>
+      <w:r>
+        <w:rPr>
+          <w:rStyle w:val="Strong"/>
+        </w:rPr>
+        <w:t xml:space="preserve"> </w:t>
+      </w:r>
+      <w:proofErr w:type="spellStart"/>
+      <w:r>
+        <w:rPr>
+          <w:rStyle w:val="Strong"/>
+          <w:rFonts w:ascii="Nirmala UI" w:hAnsi="Nirmala UI" w:cs="Nirmala UI"/>
+        </w:rPr>
+        <w:t>একটি</w:t>
+      </w:r>
+      <w:proofErr w:type="spellEnd"/>
+      <w:r>
+        <w:rPr>
+          <w:rStyle w:val="Strong"/>
+        </w:rPr>
+        <w:t xml:space="preserve"> input 1 </w:t>
+      </w:r>
+      <w:proofErr w:type="spellStart"/>
+      <w:r>
+        <w:rPr>
+          <w:rStyle w:val="Strong"/>
+          <w:rFonts w:ascii="Nirmala UI" w:hAnsi="Nirmala UI" w:cs="Nirmala UI"/>
+        </w:rPr>
+        <w:t>হলেই</w:t>
+      </w:r>
+      <w:proofErr w:type="spellEnd"/>
+      <w:r>
+        <w:rPr>
+          <w:rStyle w:val="Strong"/>
+        </w:rPr>
+        <w:t xml:space="preserve"> output 1 </w:t>
+      </w:r>
+      <w:proofErr w:type="spellStart"/>
+      <w:r>
+        <w:rPr>
+          <w:rStyle w:val="Strong"/>
+          <w:rFonts w:ascii="Nirmala UI" w:hAnsi="Nirmala UI" w:cs="Nirmala UI"/>
+        </w:rPr>
+        <w:t>হয়</w:t>
+      </w:r>
+      <w:proofErr w:type="spellEnd"/>
+      <w:r>
+        <w:rPr>
+          <w:rFonts w:ascii="Nirmala UI" w:hAnsi="Nirmala UI" w:cs="Nirmala UI"/>
+        </w:rPr>
+        <w:t>।</w:t>
+      </w:r>
+      <w:r>
+        <w:t xml:space="preserve"> </w:t>
+      </w:r>
+      <w:proofErr w:type="spellStart"/>
+      <w:r>
+        <w:rPr>
+          <w:rFonts w:ascii="Nirmala UI" w:hAnsi="Nirmala UI" w:cs="Nirmala UI"/>
+        </w:rPr>
+        <w:t>শুধুমাত্র</w:t>
+      </w:r>
+      <w:proofErr w:type="spellEnd"/>
+      <w:r>
+        <w:t xml:space="preserve"> </w:t>
+      </w:r>
+      <w:proofErr w:type="spellStart"/>
+      <w:r>
+        <w:rPr>
+          <w:rFonts w:ascii="Nirmala UI" w:hAnsi="Nirmala UI" w:cs="Nirmala UI"/>
+        </w:rPr>
+        <w:t>সবগুলো</w:t>
+      </w:r>
+      <w:proofErr w:type="spellEnd"/>
+      <w:r>
+        <w:t xml:space="preserve"> input 0 </w:t>
+      </w:r>
+      <w:proofErr w:type="spellStart"/>
+      <w:r>
+        <w:rPr>
+          <w:rFonts w:ascii="Nirmala UI" w:hAnsi="Nirmala UI" w:cs="Nirmala UI"/>
+        </w:rPr>
+        <w:t>হলে</w:t>
+      </w:r>
+      <w:proofErr w:type="spellEnd"/>
+      <w:r>
+        <w:t xml:space="preserve"> output 0 </w:t>
+      </w:r>
+      <w:proofErr w:type="spellStart"/>
+      <w:r>
+        <w:rPr>
+          <w:rFonts w:ascii="Nirmala UI" w:hAnsi="Nirmala UI" w:cs="Nirmala UI"/>
+        </w:rPr>
+        <w:t>হয়</w:t>
+      </w:r>
+      <w:proofErr w:type="spellEnd"/>
+      <w:r>
+        <w:rPr>
+          <w:rFonts w:ascii="Nirmala UI" w:hAnsi="Nirmala UI" w:cs="Nirmala UI"/>
+        </w:rPr>
+        <w:t>।</w:t>
+      </w:r>
+    </w:p>
+    <w:p>
+      <w:pPr>
+        <w:spacing w:line="360" w:lineRule="auto"/>
+        <w:rPr>
+          <w:rFonts w:ascii="Times New Roman" w:hAnsi="Times New Roman" w:cs="Times New Roman"/>
+          <w:b/>
+          <w:bCs/>
+          <w:sz w:val="28"/>
+          <w:szCs w:val="28"/>
+          <w:u w:val="single"/>
+        </w:rPr>
+      </w:pPr>
+      <w:r>
+        <w:rPr>
+          <w:noProof/>
+        </w:rPr>
+        <w:drawing>
+          <wp:anchor distT="0" distB="0" distL="114300" distR="114300" simplePos="0" relativeHeight="251661312" behindDoc="0" locked="0" layoutInCell="1" allowOverlap="1" wp14:anchorId="50941DD9" wp14:editId="001B52DB">
+            <wp:simplePos x="0" y="0"/>
+            <wp:positionH relativeFrom="page">
+              <wp:align>center</wp:align>
+            </wp:positionH>
+            <wp:positionV relativeFrom="paragraph">
+              <wp:posOffset>34290</wp:posOffset>
+            </wp:positionV>
+            <wp:extent cx="3800475" cy="1819355"/>
+            <wp:effectExtent l="0" t="0" r="0" b="9525"/>
+            <wp:wrapNone/>
+            <wp:docPr id="4" name="Picture 4"/>
+            <wp:cNvGraphicFramePr>
+              <a:graphicFrameLocks xmlns:a="http://schemas.openxmlformats.org/drawingml/2006/main" noChangeAspect="1"/>
+            </wp:cNvGraphicFramePr>
+            <a:graphic xmlns:a="http://schemas.openxmlformats.org/drawingml/2006/main">
+              <a:graphicData uri="http://schemas.openxmlformats.org/drawingml/2006/picture">
+                <pic:pic xmlns:pic="http://schemas.openxmlformats.org/drawingml/2006/picture">
+                  <pic:nvPicPr>
+                    <pic:cNvPr id="1" name=""/>
+                    <pic:cNvPicPr/>
+                  </pic:nvPicPr>
+                  <pic:blipFill>
+                    <a:blip r:embed="rId5">
+                      <a:extLst>
+                        <a:ext uri="{28A0092B-C50C-407E-A947-70E740481C1C}">
+                          <a14:useLocalDpi xmlns:a14="http://schemas.microsoft.com/office/drawing/2010/main" val="0"/>
+                        </a:ext>
+                      </a:extLst>
+                    </a:blip>
+                    <a:stretch>
+                      <a:fillRect/>
+                    </a:stretch>
+                  </pic:blipFill>
+                  <pic:spPr>
+                    <a:xfrm>
+                      <a:off x="0" y="0"/>
+                      <a:ext cx="3800475" cy="1819355"/>
+                    </a:xfrm>
+                    <a:prstGeom prst="rect">
+                      <a:avLst/>
+                    </a:prstGeom>
+                  </pic:spPr>
+                </pic:pic>
+              </a:graphicData>
+            </a:graphic>
+            <wp14:sizeRelH relativeFrom="margin">
+              <wp14:pctWidth>0</wp14:pctWidth>
+            </wp14:sizeRelH>
+            <wp14:sizeRelV relativeFrom="margin">
+              <wp14:pctHeight>0</wp14:pctHeight>
+            </wp14:sizeRelV>
+          </wp:anchor>
+        </w:drawing>
+      </w:r>
+    </w:p>
+    <w:p>
+      <w:pPr>
+        <w:rPr>
+          <w:rFonts w:ascii="Times New Roman" w:hAnsi="Times New Roman" w:cs="Times New Roman"/>
+          <w:sz w:val="28"/>
+          <w:szCs w:val="28"/>
+        </w:rPr>
+      </w:pPr>
+    </w:p>
+    <w:p>
+      <w:pPr>
+        <w:rPr>
+          <w:rFonts w:ascii="Times New Roman" w:hAnsi="Times New Roman" w:cs="Times New Roman"/>
+          <w:sz w:val="28"/>
+          <w:szCs w:val="28"/>
+        </w:rPr>
+      </w:pPr>
+    </w:p>
+    <w:p>
+      <w:pPr>
+        <w:rPr>
+          <w:rFonts w:ascii="Times New Roman" w:hAnsi="Times New Roman" w:cs="Times New Roman"/>
+          <w:sz w:val="28"/>
+          <w:szCs w:val="28"/>
+        </w:rPr>
+      </w:pPr>
+    </w:p>
+    <w:p>
+      <w:pPr>
+        <w:rPr>
+          <w:rFonts w:ascii="Times New Roman" w:hAnsi="Times New Roman" w:cs="Times New Roman"/>
+          <w:sz w:val="28"/>
+          <w:szCs w:val="28"/>
+        </w:rPr>
+      </w:pPr>
+    </w:p>
+    <w:p>
+      <w:pPr>
+        <w:rPr>
+          <w:rFonts w:ascii="Times New Roman" w:hAnsi="Times New Roman" w:cs="Times New Roman"/>
+          <w:sz w:val="28"/>
+          <w:szCs w:val="28"/>
+        </w:rPr>
+      </w:pPr>
+    </w:p>
+    <w:p>
+      <w:pPr>
+        <w:rPr>
+          <w:rFonts w:ascii="Times New Roman" w:hAnsi="Times New Roman" w:cs="Times New Roman"/>
+          <w:b/>
+          <w:bCs/>
+          <w:sz w:val="28"/>
+          <w:szCs w:val="28"/>
+          <w:u w:val="single"/>
+        </w:rPr>
+      </w:pPr>
       <w:r>
         <w:rPr>
           <w:rFonts w:ascii="Times New Roman" w:hAnsi="Times New Roman" w:cs="Times New Roman"/>
@@ -976,22 +1932,23 @@
           <w:noProof/>
           <w:sz w:val="28"/>
           <w:szCs w:val="28"/>
+          <w:u w:val="single"/>
         </w:rPr>
         <mc:AlternateContent>
           <mc:Choice Requires="wps">
             <w:drawing>
-              <wp:anchor distT="0" distB="0" distL="114300" distR="114300" simplePos="0" relativeHeight="251659264" behindDoc="0" locked="0" layoutInCell="1" allowOverlap="1" wp14:anchorId="72482D40" wp14:editId="0B381532">
+              <wp:anchor distT="0" distB="0" distL="114300" distR="114300" simplePos="0" relativeHeight="251663360" behindDoc="0" locked="0" layoutInCell="1" allowOverlap="1" wp14:anchorId="05F0FF79" wp14:editId="7B89C5F2">
                 <wp:simplePos x="0" y="0"/>
                 <wp:positionH relativeFrom="column">
-                  <wp:posOffset>4303059</wp:posOffset>
+                  <wp:posOffset>3758565</wp:posOffset>
                 </wp:positionH>
                 <wp:positionV relativeFrom="paragraph">
-                  <wp:posOffset>244288</wp:posOffset>
+                  <wp:posOffset>91440</wp:posOffset>
                 </wp:positionV>
-                <wp:extent cx="2678654" cy="925158"/>
-                <wp:effectExtent l="0" t="0" r="26670" b="27940"/>
+                <wp:extent cx="2647950" cy="1000125"/>
+                <wp:effectExtent l="0" t="0" r="19050" b="28575"/>
                 <wp:wrapNone/>
-                <wp:docPr id="2" name="Text Box 2"/>
+                <wp:docPr id="7" name="Text Box 7"/>
                 <wp:cNvGraphicFramePr/>
                 <a:graphic xmlns:a="http://schemas.openxmlformats.org/drawingml/2006/main">
                   <a:graphicData uri="http://schemas.microsoft.com/office/word/2010/wordprocessingShape">
@@ -1000,7 +1957,7 @@
                       <wps:spPr>
                         <a:xfrm>
                           <a:off x="0" y="0"/>
-                          <a:ext cx="2678654" cy="925158"/>
+                          <a:ext cx="2647950" cy="1000125"/>
                         </a:xfrm>
                         <a:prstGeom prst="rect">
                           <a:avLst/>
@@ -1018,194 +1975,655 @@
                         <w:txbxContent>
                           <w:p>
                             <w:pPr>
-                              <w:pStyle w:val="pdq2pgselectionanchorcontainer"/>
-                              <w:rPr>
-                                <w:b/>
-                                <w:bCs/>
+                              <w:spacing w:before="100" w:beforeAutospacing="1" w:after="100" w:afterAutospacing="1" w:line="240" w:lineRule="auto"/>
+                              <w:rPr>
+                                <w:rFonts w:ascii="Times New Roman" w:eastAsia="Times New Roman" w:hAnsi="Times New Roman" w:cs="Times New Roman"/>
                               </w:rPr>
                             </w:pPr>
                             <w:r>
                               <w:rPr>
-                                <w:b/>
-                                <w:bCs/>
-                              </w:rPr>
-                              <w:t>AND Gate-</w:t>
+                                <w:rFonts w:ascii="Times New Roman" w:eastAsia="Times New Roman" w:hAnsi="Times New Roman" w:cs="Times New Roman"/>
+                              </w:rPr>
+                              <w:t>OR Gate-</w:t>
                             </w:r>
                             <w:proofErr w:type="spellStart"/>
                             <w:r>
                               <w:rPr>
-                                <w:rFonts w:ascii="Nirmala UI" w:hAnsi="Nirmala UI" w:cs="Nirmala UI"/>
-                                <w:b/>
-                                <w:bCs/>
+                                <w:rFonts w:ascii="Nirmala UI" w:eastAsia="Times New Roman" w:hAnsi="Nirmala UI" w:cs="Nirmala UI"/>
                               </w:rPr>
                               <w:t>এর</w:t>
                             </w:r>
                             <w:proofErr w:type="spellEnd"/>
                             <w:r>
                               <w:rPr>
-                                <w:b/>
-                                <w:bCs/>
+                                <w:rFonts w:ascii="Times New Roman" w:eastAsia="Times New Roman" w:hAnsi="Times New Roman" w:cs="Times New Roman"/>
                               </w:rPr>
                               <w:t xml:space="preserve"> </w:t>
                             </w:r>
                             <w:proofErr w:type="spellStart"/>
                             <w:r>
                               <w:rPr>
-                                <w:rFonts w:ascii="Nirmala UI" w:hAnsi="Nirmala UI" w:cs="Nirmala UI"/>
-                                <w:b/>
-                                <w:bCs/>
+                                <w:rFonts w:ascii="Nirmala UI" w:eastAsia="Times New Roman" w:hAnsi="Nirmala UI" w:cs="Nirmala UI"/>
                               </w:rPr>
                               <w:t>মূল</w:t>
                             </w:r>
                             <w:proofErr w:type="spellEnd"/>
                             <w:r>
                               <w:rPr>
-                                <w:b/>
-                                <w:bCs/>
+                                <w:rFonts w:ascii="Times New Roman" w:eastAsia="Times New Roman" w:hAnsi="Times New Roman" w:cs="Times New Roman"/>
                               </w:rPr>
                               <w:t xml:space="preserve"> </w:t>
                             </w:r>
                             <w:proofErr w:type="spellStart"/>
                             <w:r>
                               <w:rPr>
-                                <w:rFonts w:ascii="Nirmala UI" w:hAnsi="Nirmala UI" w:cs="Nirmala UI"/>
-                                <w:b/>
-                                <w:bCs/>
+                                <w:rFonts w:ascii="Nirmala UI" w:eastAsia="Times New Roman" w:hAnsi="Nirmala UI" w:cs="Nirmala UI"/>
                               </w:rPr>
                               <w:t>কথা</w:t>
                             </w:r>
                             <w:proofErr w:type="spellEnd"/>
                             <w:r>
                               <w:rPr>
-                                <w:b/>
-                                <w:bCs/>
+                                <w:rFonts w:ascii="Times New Roman" w:eastAsia="Times New Roman" w:hAnsi="Times New Roman" w:cs="Times New Roman"/>
                               </w:rPr>
                               <w:t xml:space="preserve"> </w:t>
                             </w:r>
                             <w:proofErr w:type="spellStart"/>
                             <w:r>
                               <w:rPr>
-                                <w:rFonts w:ascii="Nirmala UI" w:hAnsi="Nirmala UI" w:cs="Nirmala UI"/>
-                                <w:b/>
-                                <w:bCs/>
+                                <w:rFonts w:ascii="Nirmala UI" w:eastAsia="Times New Roman" w:hAnsi="Nirmala UI" w:cs="Nirmala UI"/>
                               </w:rPr>
                               <w:t>হলো</w:t>
                             </w:r>
                             <w:proofErr w:type="spellEnd"/>
                             <w:r>
                               <w:rPr>
-                                <w:b/>
-                                <w:bCs/>
+                                <w:rFonts w:ascii="Times New Roman" w:eastAsia="Times New Roman" w:hAnsi="Times New Roman" w:cs="Times New Roman"/>
                               </w:rPr>
                               <w:t>:</w:t>
                             </w:r>
                           </w:p>
                           <w:p>
                             <w:pPr>
-                              <w:pStyle w:val="NormalWeb"/>
+                              <w:spacing w:beforeAutospacing="1" w:after="100" w:afterAutospacing="1" w:line="240" w:lineRule="auto"/>
+                              <w:rPr>
+                                <w:rFonts w:ascii="Times New Roman" w:eastAsia="Times New Roman" w:hAnsi="Times New Roman" w:cs="Times New Roman"/>
+                              </w:rPr>
                             </w:pPr>
                             <w:r>
                               <w:rPr>
-                                <w:rStyle w:val="Strong"/>
+                                <w:rFonts w:ascii="Times New Roman" w:eastAsia="Times New Roman" w:hAnsi="Times New Roman" w:cs="Times New Roman"/>
+                                <w:b/>
+                                <w:bCs/>
                               </w:rPr>
                               <w:t>“</w:t>
                             </w:r>
                             <w:proofErr w:type="spellStart"/>
                             <w:r>
                               <w:rPr>
-                                <w:rStyle w:val="Strong"/>
-                                <w:rFonts w:ascii="Nirmala UI" w:hAnsi="Nirmala UI" w:cs="Nirmala UI"/>
-                              </w:rPr>
-                              <w:t>সব</w:t>
+                                <w:rFonts w:ascii="Nirmala UI" w:eastAsia="Times New Roman" w:hAnsi="Nirmala UI" w:cs="Nirmala UI"/>
+                                <w:b/>
+                                <w:bCs/>
+                              </w:rPr>
+                              <w:t>যেকোনো</w:t>
                             </w:r>
                             <w:proofErr w:type="spellEnd"/>
                             <w:r>
                               <w:rPr>
-                                <w:rStyle w:val="Strong"/>
+                                <w:rFonts w:ascii="Times New Roman" w:eastAsia="Times New Roman" w:hAnsi="Times New Roman" w:cs="Times New Roman"/>
+                                <w:b/>
+                                <w:bCs/>
                               </w:rPr>
                               <w:t xml:space="preserve"> </w:t>
                             </w:r>
                             <w:proofErr w:type="spellStart"/>
                             <w:r>
                               <w:rPr>
-                                <w:rStyle w:val="Strong"/>
-                                <w:rFonts w:ascii="Nirmala UI" w:hAnsi="Nirmala UI" w:cs="Nirmala UI"/>
+                                <w:rFonts w:ascii="Nirmala UI" w:eastAsia="Times New Roman" w:hAnsi="Nirmala UI" w:cs="Nirmala UI"/>
+                                <w:b/>
+                                <w:bCs/>
+                              </w:rPr>
+                              <w:t>একটি</w:t>
+                            </w:r>
+                            <w:proofErr w:type="spellEnd"/>
+                            <w:r>
+                              <w:rPr>
+                                <w:rFonts w:ascii="Times New Roman" w:eastAsia="Times New Roman" w:hAnsi="Times New Roman" w:cs="Times New Roman"/>
+                                <w:b/>
+                                <w:bCs/>
+                              </w:rPr>
+                              <w:t xml:space="preserve"> </w:t>
+                            </w:r>
+                            <w:proofErr w:type="spellStart"/>
+                            <w:r>
+                              <w:rPr>
+                                <w:rFonts w:ascii="Nirmala UI" w:eastAsia="Times New Roman" w:hAnsi="Nirmala UI" w:cs="Nirmala UI"/>
+                                <w:b/>
+                                <w:bCs/>
                               </w:rPr>
                               <w:t>শর্ত</w:t>
                             </w:r>
                             <w:proofErr w:type="spellEnd"/>
                             <w:r>
                               <w:rPr>
-                                <w:rStyle w:val="Strong"/>
+                                <w:rFonts w:ascii="Times New Roman" w:eastAsia="Times New Roman" w:hAnsi="Times New Roman" w:cs="Times New Roman"/>
+                                <w:b/>
+                                <w:bCs/>
                               </w:rPr>
                               <w:t xml:space="preserve"> </w:t>
                             </w:r>
                             <w:proofErr w:type="spellStart"/>
                             <w:r>
                               <w:rPr>
-                                <w:rStyle w:val="Strong"/>
-                                <w:rFonts w:ascii="Nirmala UI" w:hAnsi="Nirmala UI" w:cs="Nirmala UI"/>
+                                <w:rFonts w:ascii="Nirmala UI" w:eastAsia="Times New Roman" w:hAnsi="Nirmala UI" w:cs="Nirmala UI"/>
+                                <w:b/>
+                                <w:bCs/>
                               </w:rPr>
                               <w:t>সত্য</w:t>
                             </w:r>
                             <w:proofErr w:type="spellEnd"/>
                             <w:r>
                               <w:rPr>
-                                <w:rStyle w:val="Strong"/>
+                                <w:rFonts w:ascii="Times New Roman" w:eastAsia="Times New Roman" w:hAnsi="Times New Roman" w:cs="Times New Roman"/>
+                                <w:b/>
+                                <w:bCs/>
                               </w:rPr>
                               <w:t xml:space="preserve"> </w:t>
                             </w:r>
                             <w:proofErr w:type="spellStart"/>
                             <w:r>
                               <w:rPr>
-                                <w:rStyle w:val="Strong"/>
-                                <w:rFonts w:ascii="Nirmala UI" w:hAnsi="Nirmala UI" w:cs="Nirmala UI"/>
-                              </w:rPr>
-                              <w:t>হলে</w:t>
+                                <w:rFonts w:ascii="Nirmala UI" w:eastAsia="Times New Roman" w:hAnsi="Nirmala UI" w:cs="Nirmala UI"/>
+                                <w:b/>
+                                <w:bCs/>
+                              </w:rPr>
+                              <w:t>হলেই</w:t>
                             </w:r>
                             <w:proofErr w:type="spellEnd"/>
                             <w:r>
                               <w:rPr>
-                                <w:rStyle w:val="Strong"/>
+                                <w:rFonts w:ascii="Times New Roman" w:eastAsia="Times New Roman" w:hAnsi="Times New Roman" w:cs="Times New Roman"/>
+                                <w:b/>
+                                <w:bCs/>
                               </w:rPr>
                               <w:t xml:space="preserve"> </w:t>
                             </w:r>
                             <w:proofErr w:type="spellStart"/>
                             <w:r>
                               <w:rPr>
-                                <w:rStyle w:val="Strong"/>
-                                <w:rFonts w:ascii="Nirmala UI" w:hAnsi="Nirmala UI" w:cs="Nirmala UI"/>
+                                <w:rFonts w:ascii="Nirmala UI" w:eastAsia="Times New Roman" w:hAnsi="Nirmala UI" w:cs="Nirmala UI"/>
+                                <w:b/>
+                                <w:bCs/>
                               </w:rPr>
                               <w:t>ফলাফল</w:t>
                             </w:r>
                             <w:proofErr w:type="spellEnd"/>
                             <w:r>
                               <w:rPr>
-                                <w:rStyle w:val="Strong"/>
+                                <w:rFonts w:ascii="Times New Roman" w:eastAsia="Times New Roman" w:hAnsi="Times New Roman" w:cs="Times New Roman"/>
+                                <w:b/>
+                                <w:bCs/>
                               </w:rPr>
                               <w:t xml:space="preserve"> </w:t>
                             </w:r>
                             <w:proofErr w:type="spellStart"/>
                             <w:r>
                               <w:rPr>
-                                <w:rStyle w:val="Strong"/>
-                                <w:rFonts w:ascii="Nirmala UI" w:hAnsi="Nirmala UI" w:cs="Nirmala UI"/>
+                                <w:rFonts w:ascii="Nirmala UI" w:eastAsia="Times New Roman" w:hAnsi="Nirmala UI" w:cs="Nirmala UI"/>
+                                <w:b/>
+                                <w:bCs/>
                               </w:rPr>
                               <w:t>সত্য</w:t>
                             </w:r>
                             <w:proofErr w:type="spellEnd"/>
                             <w:r>
                               <w:rPr>
-                                <w:rStyle w:val="Strong"/>
-                                <w:rFonts w:ascii="Nirmala UI" w:hAnsi="Nirmala UI" w:cs="Nirmala UI"/>
+                                <w:rFonts w:ascii="Nirmala UI" w:eastAsia="Times New Roman" w:hAnsi="Nirmala UI" w:cs="Nirmala UI"/>
+                                <w:b/>
+                                <w:bCs/>
                               </w:rPr>
                               <w:t>।</w:t>
                             </w:r>
                             <w:r>
                               <w:rPr>
-                                <w:rStyle w:val="Strong"/>
+                                <w:rFonts w:ascii="Times New Roman" w:eastAsia="Times New Roman" w:hAnsi="Times New Roman" w:cs="Times New Roman"/>
+                                <w:b/>
+                                <w:bCs/>
                               </w:rPr>
                               <w:t>”</w:t>
+                            </w:r>
+                          </w:p>
+                          <w:p>
+                            <w:pPr>
+                              <w:rPr>
+                                <w:sz w:val="20"/>
+                                <w:szCs w:val="20"/>
+                              </w:rPr>
+                            </w:pPr>
+                          </w:p>
+                        </w:txbxContent>
+                      </wps:txbx>
+                      <wps:bodyPr rot="0" spcFirstLastPara="0" vertOverflow="overflow" horzOverflow="overflow" vert="horz" wrap="square" lIns="91440" tIns="45720" rIns="91440" bIns="45720" numCol="1" spcCol="0" rtlCol="0" fromWordArt="0" anchor="t" anchorCtr="0" forceAA="0" compatLnSpc="1">
+                        <a:prstTxWarp prst="textNoShape">
+                          <a:avLst/>
+                        </a:prstTxWarp>
+                        <a:noAutofit/>
+                      </wps:bodyPr>
+                    </wps:wsp>
+                  </a:graphicData>
+                </a:graphic>
+              </wp:anchor>
+            </w:drawing>
+          </mc:Choice>
+          <mc:Fallback>
+            <w:pict>
+              <v:shape w14:anchorId="05F0FF79" id="Text Box 7" o:spid="_x0000_s1028" type="#_x0000_t202" style="position:absolute;margin-left:295.95pt;margin-top:7.2pt;width:208.5pt;height:78.75pt;z-index:251663360;visibility:visible;mso-wrap-style:square;mso-wrap-distance-left:9pt;mso-wrap-distance-top:0;mso-wrap-distance-right:9pt;mso-wrap-distance-bottom:0;mso-position-horizontal:absolute;mso-position-horizontal-relative:text;mso-position-vertical:absolute;mso-position-vertical-relative:text;v-text-anchor:top" o:gfxdata="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" fillcolor="white [3201]" strokeweight=".5pt">
+                <v:textbox>
+                  <w:txbxContent>
+                    <w:p>
+                      <w:pPr>
+                        <w:spacing w:before="100" w:beforeAutospacing="1" w:after="100" w:afterAutospacing="1" w:line="240" w:lineRule="auto"/>
+                        <w:rPr>
+                          <w:rFonts w:ascii="Times New Roman" w:eastAsia="Times New Roman" w:hAnsi="Times New Roman" w:cs="Times New Roman"/>
+                        </w:rPr>
+                      </w:pPr>
+                      <w:r>
+                        <w:rPr>
+                          <w:rFonts w:ascii="Times New Roman" w:eastAsia="Times New Roman" w:hAnsi="Times New Roman" w:cs="Times New Roman"/>
+                        </w:rPr>
+                        <w:t>OR Gate-</w:t>
+                      </w:r>
+                      <w:proofErr w:type="spellStart"/>
+                      <w:r>
+                        <w:rPr>
+                          <w:rFonts w:ascii="Nirmala UI" w:eastAsia="Times New Roman" w:hAnsi="Nirmala UI" w:cs="Nirmala UI"/>
+                        </w:rPr>
+                        <w:t>এর</w:t>
+                      </w:r>
+                      <w:proofErr w:type="spellEnd"/>
+                      <w:r>
+                        <w:rPr>
+                          <w:rFonts w:ascii="Times New Roman" w:eastAsia="Times New Roman" w:hAnsi="Times New Roman" w:cs="Times New Roman"/>
+                        </w:rPr>
+                        <w:t xml:space="preserve"> </w:t>
+                      </w:r>
+                      <w:proofErr w:type="spellStart"/>
+                      <w:r>
+                        <w:rPr>
+                          <w:rFonts w:ascii="Nirmala UI" w:eastAsia="Times New Roman" w:hAnsi="Nirmala UI" w:cs="Nirmala UI"/>
+                        </w:rPr>
+                        <w:t>মূল</w:t>
+                      </w:r>
+                      <w:proofErr w:type="spellEnd"/>
+                      <w:r>
+                        <w:rPr>
+                          <w:rFonts w:ascii="Times New Roman" w:eastAsia="Times New Roman" w:hAnsi="Times New Roman" w:cs="Times New Roman"/>
+                        </w:rPr>
+                        <w:t xml:space="preserve"> </w:t>
+                      </w:r>
+                      <w:proofErr w:type="spellStart"/>
+                      <w:r>
+                        <w:rPr>
+                          <w:rFonts w:ascii="Nirmala UI" w:eastAsia="Times New Roman" w:hAnsi="Nirmala UI" w:cs="Nirmala UI"/>
+                        </w:rPr>
+                        <w:t>কথা</w:t>
+                      </w:r>
+                      <w:proofErr w:type="spellEnd"/>
+                      <w:r>
+                        <w:rPr>
+                          <w:rFonts w:ascii="Times New Roman" w:eastAsia="Times New Roman" w:hAnsi="Times New Roman" w:cs="Times New Roman"/>
+                        </w:rPr>
+                        <w:t xml:space="preserve"> </w:t>
+                      </w:r>
+                      <w:proofErr w:type="spellStart"/>
+                      <w:r>
+                        <w:rPr>
+                          <w:rFonts w:ascii="Nirmala UI" w:eastAsia="Times New Roman" w:hAnsi="Nirmala UI" w:cs="Nirmala UI"/>
+                        </w:rPr>
+                        <w:t>হলো</w:t>
+                      </w:r>
+                      <w:proofErr w:type="spellEnd"/>
+                      <w:r>
+                        <w:rPr>
+                          <w:rFonts w:ascii="Times New Roman" w:eastAsia="Times New Roman" w:hAnsi="Times New Roman" w:cs="Times New Roman"/>
+                        </w:rPr>
+                        <w:t>:</w:t>
+                      </w:r>
+                    </w:p>
+                    <w:p>
+                      <w:pPr>
+                        <w:spacing w:beforeAutospacing="1" w:after="100" w:afterAutospacing="1" w:line="240" w:lineRule="auto"/>
+                        <w:rPr>
+                          <w:rFonts w:ascii="Times New Roman" w:eastAsia="Times New Roman" w:hAnsi="Times New Roman" w:cs="Times New Roman"/>
+                        </w:rPr>
+                      </w:pPr>
+                      <w:r>
+                        <w:rPr>
+                          <w:rFonts w:ascii="Times New Roman" w:eastAsia="Times New Roman" w:hAnsi="Times New Roman" w:cs="Times New Roman"/>
+                          <w:b/>
+                          <w:bCs/>
+                        </w:rPr>
+                        <w:t>“</w:t>
+                      </w:r>
+                      <w:proofErr w:type="spellStart"/>
+                      <w:r>
+                        <w:rPr>
+                          <w:rFonts w:ascii="Nirmala UI" w:eastAsia="Times New Roman" w:hAnsi="Nirmala UI" w:cs="Nirmala UI"/>
+                          <w:b/>
+                          <w:bCs/>
+                        </w:rPr>
+                        <w:t>যেকোনো</w:t>
+                      </w:r>
+                      <w:proofErr w:type="spellEnd"/>
+                      <w:r>
+                        <w:rPr>
+                          <w:rFonts w:ascii="Times New Roman" w:eastAsia="Times New Roman" w:hAnsi="Times New Roman" w:cs="Times New Roman"/>
+                          <w:b/>
+                          <w:bCs/>
+                        </w:rPr>
+                        <w:t xml:space="preserve"> </w:t>
+                      </w:r>
+                      <w:proofErr w:type="spellStart"/>
+                      <w:r>
+                        <w:rPr>
+                          <w:rFonts w:ascii="Nirmala UI" w:eastAsia="Times New Roman" w:hAnsi="Nirmala UI" w:cs="Nirmala UI"/>
+                          <w:b/>
+                          <w:bCs/>
+                        </w:rPr>
+                        <w:t>একটি</w:t>
+                      </w:r>
+                      <w:proofErr w:type="spellEnd"/>
+                      <w:r>
+                        <w:rPr>
+                          <w:rFonts w:ascii="Times New Roman" w:eastAsia="Times New Roman" w:hAnsi="Times New Roman" w:cs="Times New Roman"/>
+                          <w:b/>
+                          <w:bCs/>
+                        </w:rPr>
+                        <w:t xml:space="preserve"> </w:t>
+                      </w:r>
+                      <w:proofErr w:type="spellStart"/>
+                      <w:r>
+                        <w:rPr>
+                          <w:rFonts w:ascii="Nirmala UI" w:eastAsia="Times New Roman" w:hAnsi="Nirmala UI" w:cs="Nirmala UI"/>
+                          <w:b/>
+                          <w:bCs/>
+                        </w:rPr>
+                        <w:t>শর্ত</w:t>
+                      </w:r>
+                      <w:proofErr w:type="spellEnd"/>
+                      <w:r>
+                        <w:rPr>
+                          <w:rFonts w:ascii="Times New Roman" w:eastAsia="Times New Roman" w:hAnsi="Times New Roman" w:cs="Times New Roman"/>
+                          <w:b/>
+                          <w:bCs/>
+                        </w:rPr>
+                        <w:t xml:space="preserve"> </w:t>
+                      </w:r>
+                      <w:proofErr w:type="spellStart"/>
+                      <w:r>
+                        <w:rPr>
+                          <w:rFonts w:ascii="Nirmala UI" w:eastAsia="Times New Roman" w:hAnsi="Nirmala UI" w:cs="Nirmala UI"/>
+                          <w:b/>
+                          <w:bCs/>
+                        </w:rPr>
+                        <w:t>সত্য</w:t>
+                      </w:r>
+                      <w:proofErr w:type="spellEnd"/>
+                      <w:r>
+                        <w:rPr>
+                          <w:rFonts w:ascii="Times New Roman" w:eastAsia="Times New Roman" w:hAnsi="Times New Roman" w:cs="Times New Roman"/>
+                          <w:b/>
+                          <w:bCs/>
+                        </w:rPr>
+                        <w:t xml:space="preserve"> </w:t>
+                      </w:r>
+                      <w:proofErr w:type="spellStart"/>
+                      <w:r>
+                        <w:rPr>
+                          <w:rFonts w:ascii="Nirmala UI" w:eastAsia="Times New Roman" w:hAnsi="Nirmala UI" w:cs="Nirmala UI"/>
+                          <w:b/>
+                          <w:bCs/>
+                        </w:rPr>
+                        <w:t>হলেই</w:t>
+                      </w:r>
+                      <w:proofErr w:type="spellEnd"/>
+                      <w:r>
+                        <w:rPr>
+                          <w:rFonts w:ascii="Times New Roman" w:eastAsia="Times New Roman" w:hAnsi="Times New Roman" w:cs="Times New Roman"/>
+                          <w:b/>
+                          <w:bCs/>
+                        </w:rPr>
+                        <w:t xml:space="preserve"> </w:t>
+                      </w:r>
+                      <w:proofErr w:type="spellStart"/>
+                      <w:r>
+                        <w:rPr>
+                          <w:rFonts w:ascii="Nirmala UI" w:eastAsia="Times New Roman" w:hAnsi="Nirmala UI" w:cs="Nirmala UI"/>
+                          <w:b/>
+                          <w:bCs/>
+                        </w:rPr>
+                        <w:t>ফলাফল</w:t>
+                      </w:r>
+                      <w:proofErr w:type="spellEnd"/>
+                      <w:r>
+                        <w:rPr>
+                          <w:rFonts w:ascii="Times New Roman" w:eastAsia="Times New Roman" w:hAnsi="Times New Roman" w:cs="Times New Roman"/>
+                          <w:b/>
+                          <w:bCs/>
+                        </w:rPr>
+                        <w:t xml:space="preserve"> </w:t>
+                      </w:r>
+                      <w:proofErr w:type="spellStart"/>
+                      <w:r>
+                        <w:rPr>
+                          <w:rFonts w:ascii="Nirmala UI" w:eastAsia="Times New Roman" w:hAnsi="Nirmala UI" w:cs="Nirmala UI"/>
+                          <w:b/>
+                          <w:bCs/>
+                        </w:rPr>
+                        <w:t>সত্য</w:t>
+                      </w:r>
+                      <w:proofErr w:type="spellEnd"/>
+                      <w:r>
+                        <w:rPr>
+                          <w:rFonts w:ascii="Nirmala UI" w:eastAsia="Times New Roman" w:hAnsi="Nirmala UI" w:cs="Nirmala UI"/>
+                          <w:b/>
+                          <w:bCs/>
+                        </w:rPr>
+                        <w:t>।</w:t>
+                      </w:r>
+                      <w:r>
+                        <w:rPr>
+                          <w:rFonts w:ascii="Times New Roman" w:eastAsia="Times New Roman" w:hAnsi="Times New Roman" w:cs="Times New Roman"/>
+                          <w:b/>
+                          <w:bCs/>
+                        </w:rPr>
+                        <w:t>”</w:t>
+                      </w:r>
+                    </w:p>
+                    <w:p>
+                      <w:pPr>
+                        <w:rPr>
+                          <w:sz w:val="20"/>
+                          <w:szCs w:val="20"/>
+                        </w:rPr>
+                      </w:pPr>
+                    </w:p>
+                  </w:txbxContent>
+                </v:textbox>
+              </v:shape>
+            </w:pict>
+          </mc:Fallback>
+        </mc:AlternateContent>
+      </w:r>
+      <w:r>
+        <w:rPr>
+          <w:rFonts w:ascii="Times New Roman" w:hAnsi="Times New Roman" w:cs="Times New Roman"/>
+          <w:b/>
+          <w:bCs/>
+          <w:noProof/>
+          <w:sz w:val="28"/>
+          <w:szCs w:val="28"/>
+          <w:u w:val="single"/>
+        </w:rPr>
+        <mc:AlternateContent>
+          <mc:Choice Requires="wps">
+            <w:drawing>
+              <wp:anchor distT="0" distB="0" distL="114300" distR="114300" simplePos="0" relativeHeight="251662336" behindDoc="0" locked="0" layoutInCell="1" allowOverlap="1" wp14:anchorId="01A7A454" wp14:editId="75BC217B">
+                <wp:simplePos x="0" y="0"/>
+                <wp:positionH relativeFrom="column">
+                  <wp:posOffset>-3810</wp:posOffset>
+                </wp:positionH>
+                <wp:positionV relativeFrom="paragraph">
+                  <wp:posOffset>62865</wp:posOffset>
+                </wp:positionV>
+                <wp:extent cx="3057525" cy="1066800"/>
+                <wp:effectExtent l="0" t="0" r="28575" b="19050"/>
+                <wp:wrapNone/>
+                <wp:docPr id="6" name="Text Box 6"/>
+                <wp:cNvGraphicFramePr/>
+                <a:graphic xmlns:a="http://schemas.openxmlformats.org/drawingml/2006/main">
+                  <a:graphicData uri="http://schemas.microsoft.com/office/word/2010/wordprocessingShape">
+                    <wps:wsp>
+                      <wps:cNvSpPr txBox="1"/>
+                      <wps:spPr>
+                        <a:xfrm>
+                          <a:off x="0" y="0"/>
+                          <a:ext cx="3057525" cy="1066800"/>
+                        </a:xfrm>
+                        <a:prstGeom prst="rect">
+                          <a:avLst/>
+                        </a:prstGeom>
+                        <a:solidFill>
+                          <a:schemeClr val="lt1"/>
+                        </a:solidFill>
+                        <a:ln w="6350">
+                          <a:solidFill>
+                            <a:prstClr val="black"/>
+                          </a:solidFill>
+                        </a:ln>
+                      </wps:spPr>
+                      <wps:txbx>
+                        <w:txbxContent>
+                          <w:p>
+                            <w:pPr>
+                              <w:spacing w:before="100" w:beforeAutospacing="1" w:after="100" w:afterAutospacing="1" w:line="240" w:lineRule="auto"/>
+                              <w:rPr>
+                                <w:rFonts w:ascii="Times New Roman" w:eastAsia="Times New Roman" w:hAnsi="Times New Roman" w:cs="Times New Roman"/>
+                              </w:rPr>
+                            </w:pPr>
+                            <w:r>
+                              <w:rPr>
+                                <w:rFonts w:ascii="Times New Roman" w:eastAsia="Times New Roman" w:hAnsi="Times New Roman" w:cs="Times New Roman"/>
+                                <w:b/>
+                                <w:bCs/>
+                              </w:rPr>
+                              <w:t>Boolean Expression:</w:t>
+                            </w:r>
+                          </w:p>
+                          <w:p>
+                            <w:pPr>
+                              <w:spacing w:before="100" w:beforeAutospacing="1" w:after="100" w:afterAutospacing="1" w:line="240" w:lineRule="auto"/>
+                              <w:rPr>
+                                <w:rFonts w:ascii="Times New Roman" w:eastAsia="Times New Roman" w:hAnsi="Times New Roman" w:cs="Times New Roman"/>
+                              </w:rPr>
+                            </w:pPr>
+                            <w:r>
+                              <w:rPr>
+                                <w:rFonts w:ascii="Times New Roman" w:eastAsia="Times New Roman" w:hAnsi="Times New Roman" w:cs="Times New Roman"/>
+                                <w:b/>
+                                <w:bCs/>
+                              </w:rPr>
+                              <w:t>Y = A + B</w:t>
+                            </w:r>
+                          </w:p>
+                          <w:p>
+                            <w:pPr>
+                              <w:spacing w:before="100" w:beforeAutospacing="1" w:after="100" w:afterAutospacing="1" w:line="240" w:lineRule="auto"/>
+                              <w:rPr>
+                                <w:rFonts w:ascii="Times New Roman" w:eastAsia="Times New Roman" w:hAnsi="Times New Roman" w:cs="Times New Roman"/>
+                              </w:rPr>
+                            </w:pPr>
+                            <w:proofErr w:type="spellStart"/>
+                            <w:r>
+                              <w:rPr>
+                                <w:rFonts w:ascii="Nirmala UI" w:eastAsia="Times New Roman" w:hAnsi="Nirmala UI" w:cs="Nirmala UI"/>
+                              </w:rPr>
+                              <w:t>এখানে</w:t>
+                            </w:r>
+                            <w:proofErr w:type="spellEnd"/>
+                            <w:r>
+                              <w:rPr>
+                                <w:rFonts w:ascii="Times New Roman" w:eastAsia="Times New Roman" w:hAnsi="Times New Roman" w:cs="Times New Roman"/>
+                              </w:rPr>
+                              <w:t xml:space="preserve"> </w:t>
+                            </w:r>
+                            <w:r>
+                              <w:rPr>
+                                <w:rFonts w:ascii="Courier New" w:eastAsia="Times New Roman" w:hAnsi="Courier New" w:cs="Courier New"/>
+                              </w:rPr>
+                              <w:t>+</w:t>
+                            </w:r>
+                            <w:r>
+                              <w:rPr>
+                                <w:rFonts w:ascii="Times New Roman" w:eastAsia="Times New Roman" w:hAnsi="Times New Roman" w:cs="Times New Roman"/>
+                              </w:rPr>
+                              <w:t xml:space="preserve"> </w:t>
+                            </w:r>
+                            <w:proofErr w:type="spellStart"/>
+                            <w:r>
+                              <w:rPr>
+                                <w:rFonts w:ascii="Nirmala UI" w:eastAsia="Times New Roman" w:hAnsi="Nirmala UI" w:cs="Nirmala UI"/>
+                              </w:rPr>
+                              <w:t>দ্বারা</w:t>
+                            </w:r>
+                            <w:proofErr w:type="spellEnd"/>
+                            <w:r>
+                              <w:rPr>
+                                <w:rFonts w:ascii="Times New Roman" w:eastAsia="Times New Roman" w:hAnsi="Times New Roman" w:cs="Times New Roman"/>
+                              </w:rPr>
+                              <w:t xml:space="preserve"> </w:t>
+                            </w:r>
+                            <w:r>
+                              <w:rPr>
+                                <w:rFonts w:ascii="Times New Roman" w:eastAsia="Times New Roman" w:hAnsi="Times New Roman" w:cs="Times New Roman"/>
+                                <w:b/>
+                                <w:bCs/>
+                              </w:rPr>
+                              <w:t>OR operation</w:t>
+                            </w:r>
+                            <w:r>
+                              <w:rPr>
+                                <w:rFonts w:ascii="Times New Roman" w:eastAsia="Times New Roman" w:hAnsi="Times New Roman" w:cs="Times New Roman"/>
+                              </w:rPr>
+                              <w:t xml:space="preserve"> </w:t>
+                            </w:r>
+                            <w:proofErr w:type="spellStart"/>
+                            <w:r>
+                              <w:rPr>
+                                <w:rFonts w:ascii="Nirmala UI" w:eastAsia="Times New Roman" w:hAnsi="Nirmala UI" w:cs="Nirmala UI"/>
+                              </w:rPr>
+                              <w:t>বোঝানো</w:t>
+                            </w:r>
+                            <w:proofErr w:type="spellEnd"/>
+                            <w:r>
+                              <w:rPr>
+                                <w:rFonts w:ascii="Times New Roman" w:eastAsia="Times New Roman" w:hAnsi="Times New Roman" w:cs="Times New Roman"/>
+                              </w:rPr>
+                              <w:t xml:space="preserve"> </w:t>
+                            </w:r>
+                            <w:proofErr w:type="spellStart"/>
+                            <w:r>
+                              <w:rPr>
+                                <w:rFonts w:ascii="Nirmala UI" w:eastAsia="Times New Roman" w:hAnsi="Nirmala UI" w:cs="Nirmala UI"/>
+                              </w:rPr>
+                              <w:t>হয়েছে</w:t>
+                            </w:r>
+                            <w:proofErr w:type="spellEnd"/>
+                            <w:r>
+                              <w:rPr>
+                                <w:rFonts w:ascii="Nirmala UI" w:eastAsia="Times New Roman" w:hAnsi="Nirmala UI" w:cs="Nirmala UI"/>
+                              </w:rPr>
+                              <w:t>।</w:t>
                             </w:r>
                           </w:p>
                           <w:p/>
@@ -1220,207 +2638,134 @@
                     </wps:wsp>
                   </a:graphicData>
                 </a:graphic>
-                <wp14:sizeRelV relativeFrom="margin">
-                  <wp14:pctHeight>0</wp14:pctHeight>
-                </wp14:sizeRelV>
               </wp:anchor>
             </w:drawing>
           </mc:Choice>
           <mc:Fallback>
             <w:pict>
-              <v:shape w14:anchorId="72482D40" id="Text Box 2" o:spid="_x0000_s1027" type="#_x0000_t202" style="position:absolute;margin-left:338.8pt;margin-top:19.25pt;width:210.9pt;height:72.85pt;z-index:251659264;visibility:visible;mso-wrap-style:square;mso-height-percent:0;mso-wrap-distance-left:9pt;mso-wrap-distance-top:0;mso-wrap-distance-right:9pt;mso-wrap-distance-bottom:0;mso-position-horizontal:absolute;mso-position-horizontal-relative:text;mso-position-vertical:absolute;mso-position-vertical-relative:text;mso-height-percent:0;mso-height-relative:margin;v-text-anchor:top" o:gfxdata="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" fillcolor="white [3201]" strokeweight=".5pt">
+              <v:shape w14:anchorId="01A7A454" id="Text Box 6" o:spid="_x0000_s1029" type="#_x0000_t202" style="position:absolute;margin-left:-.3pt;margin-top:4.95pt;width:240.75pt;height:84pt;z-index:251662336;visibility:visible;mso-wrap-style:square;mso-wrap-distance-left:9pt;mso-wrap-distance-top:0;mso-wrap-distance-right:9pt;mso-wrap-distance-bottom:0;mso-position-horizontal:absolute;mso-position-horizontal-relative:text;mso-position-vertical:absolute;mso-position-vertical-relative:text;v-text-anchor:top" o:gfxdata="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" fillcolor="white [3201]" strokeweight=".5pt">
                 <v:textbox>
                   <w:txbxContent>
                     <w:p>
                       <w:pPr>
-                        <w:pStyle w:val="pdq2pgselectionanchorcontainer"/>
-                        <w:rPr>
+                        <w:spacing w:before="100" w:beforeAutospacing="1" w:after="100" w:afterAutospacing="1" w:line="240" w:lineRule="auto"/>
+                        <w:rPr>
+                          <w:rFonts w:ascii="Times New Roman" w:eastAsia="Times New Roman" w:hAnsi="Times New Roman" w:cs="Times New Roman"/>
+                        </w:rPr>
+                      </w:pPr>
+                      <w:r>
+                        <w:rPr>
+                          <w:rFonts w:ascii="Times New Roman" w:eastAsia="Times New Roman" w:hAnsi="Times New Roman" w:cs="Times New Roman"/>
                           <w:b/>
                           <w:bCs/>
                         </w:rPr>
-                      </w:pPr>
-                      <w:r>
-                        <w:rPr>
-                          <w:b/>
-                          <w:bCs/>
-                        </w:rPr>
-                        <w:t>AND Gate-</w:t>
-                      </w:r>
-                      <w:proofErr w:type="spellStart"/>
-                      <w:r>
-                        <w:rPr>
-                          <w:rFonts w:ascii="Nirmala UI" w:hAnsi="Nirmala UI" w:cs="Nirmala UI"/>
-                          <w:b/>
-                          <w:bCs/>
-                        </w:rPr>
-                        <w:t>এর</w:t>
-                      </w:r>
-                      <w:proofErr w:type="spellEnd"/>
-                      <w:r>
-                        <w:rPr>
-                          <w:b/>
-                          <w:bCs/>
-                        </w:rPr>
-                        <w:t xml:space="preserve"> </w:t>
-                      </w:r>
-                      <w:proofErr w:type="spellStart"/>
-                      <w:r>
-                        <w:rPr>
-                          <w:rFonts w:ascii="Nirmala UI" w:hAnsi="Nirmala UI" w:cs="Nirmala UI"/>
-                          <w:b/>
-                          <w:bCs/>
-                        </w:rPr>
-                        <w:t>মূল</w:t>
-                      </w:r>
-                      <w:proofErr w:type="spellEnd"/>
-                      <w:r>
-                        <w:rPr>
-                          <w:b/>
-                          <w:bCs/>
-                        </w:rPr>
-                        <w:t xml:space="preserve"> </w:t>
-                      </w:r>
-                      <w:proofErr w:type="spellStart"/>
-                      <w:r>
-                        <w:rPr>
-                          <w:rFonts w:ascii="Nirmala UI" w:hAnsi="Nirmala UI" w:cs="Nirmala UI"/>
-                          <w:b/>
-                          <w:bCs/>
-                        </w:rPr>
-                        <w:t>কথা</w:t>
-                      </w:r>
-                      <w:proofErr w:type="spellEnd"/>
-                      <w:r>
-                        <w:rPr>
-                          <w:b/>
-                          <w:bCs/>
-                        </w:rPr>
-                        <w:t xml:space="preserve"> </w:t>
-                      </w:r>
-                      <w:proofErr w:type="spellStart"/>
-                      <w:r>
-                        <w:rPr>
-                          <w:rFonts w:ascii="Nirmala UI" w:hAnsi="Nirmala UI" w:cs="Nirmala UI"/>
-                          <w:b/>
-                          <w:bCs/>
-                        </w:rPr>
-                        <w:t>হলো</w:t>
-                      </w:r>
-                      <w:proofErr w:type="spellEnd"/>
-                      <w:r>
-                        <w:rPr>
-                          <w:b/>
-                          <w:bCs/>
-                        </w:rPr>
-                        <w:t>:</w:t>
+                        <w:t>Boolean Expression:</w:t>
                       </w:r>
                     </w:p>
                     <w:p>
                       <w:pPr>
-                        <w:pStyle w:val="NormalWeb"/>
+                        <w:spacing w:before="100" w:beforeAutospacing="1" w:after="100" w:afterAutospacing="1" w:line="240" w:lineRule="auto"/>
+                        <w:rPr>
+                          <w:rFonts w:ascii="Times New Roman" w:eastAsia="Times New Roman" w:hAnsi="Times New Roman" w:cs="Times New Roman"/>
+                        </w:rPr>
                       </w:pPr>
                       <w:r>
                         <w:rPr>
-                          <w:rStyle w:val="Strong"/>
-                        </w:rPr>
-                        <w:t>“</w:t>
-                      </w:r>
+                          <w:rFonts w:ascii="Times New Roman" w:eastAsia="Times New Roman" w:hAnsi="Times New Roman" w:cs="Times New Roman"/>
+                          <w:b/>
+                          <w:bCs/>
+                        </w:rPr>
+                        <w:t>Y = A + B</w:t>
+                      </w:r>
+                    </w:p>
+                    <w:p>
+                      <w:pPr>
+                        <w:spacing w:before="100" w:beforeAutospacing="1" w:after="100" w:afterAutospacing="1" w:line="240" w:lineRule="auto"/>
+                        <w:rPr>
+                          <w:rFonts w:ascii="Times New Roman" w:eastAsia="Times New Roman" w:hAnsi="Times New Roman" w:cs="Times New Roman"/>
+                        </w:rPr>
+                      </w:pPr>
                       <w:proofErr w:type="spellStart"/>
                       <w:r>
                         <w:rPr>
-                          <w:rStyle w:val="Strong"/>
-                          <w:rFonts w:ascii="Nirmala UI" w:hAnsi="Nirmala UI" w:cs="Nirmala UI"/>
-                        </w:rPr>
-                        <w:t>সব</w:t>
+                          <w:rFonts w:ascii="Nirmala UI" w:eastAsia="Times New Roman" w:hAnsi="Nirmala UI" w:cs="Nirmala UI"/>
+                        </w:rPr>
+                        <w:t>এখানে</w:t>
                       </w:r>
                       <w:proofErr w:type="spellEnd"/>
                       <w:r>
                         <w:rPr>
-                          <w:rStyle w:val="Strong"/>
+                          <w:rFonts w:ascii="Times New Roman" w:eastAsia="Times New Roman" w:hAnsi="Times New Roman" w:cs="Times New Roman"/>
                         </w:rPr>
                         <w:t xml:space="preserve"> </w:t>
                       </w:r>
+                      <w:r>
+                        <w:rPr>
+                          <w:rFonts w:ascii="Courier New" w:eastAsia="Times New Roman" w:hAnsi="Courier New" w:cs="Courier New"/>
+                        </w:rPr>
+                        <w:t>+</w:t>
+                      </w:r>
+                      <w:r>
+                        <w:rPr>
+                          <w:rFonts w:ascii="Times New Roman" w:eastAsia="Times New Roman" w:hAnsi="Times New Roman" w:cs="Times New Roman"/>
+                        </w:rPr>
+                        <w:t xml:space="preserve"> </w:t>
+                      </w:r>
                       <w:proofErr w:type="spellStart"/>
                       <w:r>
                         <w:rPr>
-                          <w:rStyle w:val="Strong"/>
-                          <w:rFonts w:ascii="Nirmala UI" w:hAnsi="Nirmala UI" w:cs="Nirmala UI"/>
-                        </w:rPr>
-                        <w:t>শর্ত</w:t>
+                          <w:rFonts w:ascii="Nirmala UI" w:eastAsia="Times New Roman" w:hAnsi="Nirmala UI" w:cs="Nirmala UI"/>
+                        </w:rPr>
+                        <w:t>দ্বারা</w:t>
                       </w:r>
                       <w:proofErr w:type="spellEnd"/>
                       <w:r>
                         <w:rPr>
-                          <w:rStyle w:val="Strong"/>
+                          <w:rFonts w:ascii="Times New Roman" w:eastAsia="Times New Roman" w:hAnsi="Times New Roman" w:cs="Times New Roman"/>
                         </w:rPr>
                         <w:t xml:space="preserve"> </w:t>
                       </w:r>
+                      <w:r>
+                        <w:rPr>
+                          <w:rFonts w:ascii="Times New Roman" w:eastAsia="Times New Roman" w:hAnsi="Times New Roman" w:cs="Times New Roman"/>
+                          <w:b/>
+                          <w:bCs/>
+                        </w:rPr>
+                        <w:t>OR operation</w:t>
+                      </w:r>
+                      <w:r>
+                        <w:rPr>
+                          <w:rFonts w:ascii="Times New Roman" w:eastAsia="Times New Roman" w:hAnsi="Times New Roman" w:cs="Times New Roman"/>
+                        </w:rPr>
+                        <w:t xml:space="preserve"> </w:t>
+                      </w:r>
                       <w:proofErr w:type="spellStart"/>
                       <w:r>
                         <w:rPr>
-                          <w:rStyle w:val="Strong"/>
-                          <w:rFonts w:ascii="Nirmala UI" w:hAnsi="Nirmala UI" w:cs="Nirmala UI"/>
-                        </w:rPr>
-                        <w:t>সত্য</w:t>
+                          <w:rFonts w:ascii="Nirmala UI" w:eastAsia="Times New Roman" w:hAnsi="Nirmala UI" w:cs="Nirmala UI"/>
+                        </w:rPr>
+                        <w:t>বোঝানো</w:t>
                       </w:r>
                       <w:proofErr w:type="spellEnd"/>
                       <w:r>
                         <w:rPr>
-                          <w:rStyle w:val="Strong"/>
+                          <w:rFonts w:ascii="Times New Roman" w:eastAsia="Times New Roman" w:hAnsi="Times New Roman" w:cs="Times New Roman"/>
                         </w:rPr>
                         <w:t xml:space="preserve"> </w:t>
                       </w:r>
                       <w:proofErr w:type="spellStart"/>
                       <w:r>
                         <w:rPr>
-                          <w:rStyle w:val="Strong"/>
-                          <w:rFonts w:ascii="Nirmala UI" w:hAnsi="Nirmala UI" w:cs="Nirmala UI"/>
-                        </w:rPr>
-                        <w:t>হলে</w:t>
+                          <w:rFonts w:ascii="Nirmala UI" w:eastAsia="Times New Roman" w:hAnsi="Nirmala UI" w:cs="Nirmala UI"/>
+                        </w:rPr>
+                        <w:t>হয়েছে</w:t>
                       </w:r>
                       <w:proofErr w:type="spellEnd"/>
                       <w:r>
                         <w:rPr>
-                          <w:rStyle w:val="Strong"/>
-                        </w:rPr>
-                        <w:t xml:space="preserve"> </w:t>
-                      </w:r>
-                      <w:proofErr w:type="spellStart"/>
-                      <w:r>
-                        <w:rPr>
-                          <w:rStyle w:val="Strong"/>
-                          <w:rFonts w:ascii="Nirmala UI" w:hAnsi="Nirmala UI" w:cs="Nirmala UI"/>
-                        </w:rPr>
-                        <w:t>ফলাফল</w:t>
-                      </w:r>
-                      <w:proofErr w:type="spellEnd"/>
-                      <w:r>
-                        <w:rPr>
-                          <w:rStyle w:val="Strong"/>
-                        </w:rPr>
-                        <w:t xml:space="preserve"> </w:t>
-                      </w:r>
-                      <w:proofErr w:type="spellStart"/>
-                      <w:r>
-                        <w:rPr>
-                          <w:rStyle w:val="Strong"/>
-                          <w:rFonts w:ascii="Nirmala UI" w:hAnsi="Nirmala UI" w:cs="Nirmala UI"/>
-                        </w:rPr>
-                        <w:t>সত্য</w:t>
-                      </w:r>
-                      <w:proofErr w:type="spellEnd"/>
-                      <w:r>
-                        <w:rPr>
-                          <w:rStyle w:val="Strong"/>
-                          <w:rFonts w:ascii="Nirmala UI" w:hAnsi="Nirmala UI" w:cs="Nirmala UI"/>
+                          <w:rFonts w:ascii="Nirmala UI" w:eastAsia="Times New Roman" w:hAnsi="Nirmala UI" w:cs="Nirmala UI"/>
                         </w:rPr>
                         <w:t>।</w:t>
-                      </w:r>
-                      <w:r>
-                        <w:rPr>
-                          <w:rStyle w:val="Strong"/>
-                        </w:rPr>
-                        <w:t>”</w:t>
                       </w:r>
                     </w:p>
                     <w:p/>
@@ -1434,6 +2779,29 @@
     </w:p>
     <w:p>
       <w:pPr>
+        <w:tabs>
+          <w:tab w:val="left" w:pos="10335"/>
+        </w:tabs>
+        <w:rPr>
+          <w:rFonts w:ascii="Times New Roman" w:hAnsi="Times New Roman" w:cs="Times New Roman"/>
+          <w:sz w:val="28"/>
+          <w:szCs w:val="28"/>
+        </w:rPr>
+      </w:pPr>
+      <w:r>
+        <w:rPr>
+          <w:rFonts w:ascii="Times New Roman" w:hAnsi="Times New Roman" w:cs="Times New Roman"/>
+          <w:sz w:val="28"/>
+          <w:szCs w:val="28"/>
+        </w:rPr>
+        <w:tab/>
+      </w:r>
+    </w:p>
+    <w:p>
+      <w:pPr>
+        <w:tabs>
+          <w:tab w:val="left" w:pos="10335"/>
+        </w:tabs>
         <w:rPr>
           <w:rFonts w:ascii="Times New Roman" w:hAnsi="Times New Roman" w:cs="Times New Roman"/>
           <w:sz w:val="28"/>
@@ -1443,74 +2811,24 @@
     </w:p>
     <w:p>
       <w:pPr>
+        <w:tabs>
+          <w:tab w:val="left" w:pos="10335"/>
+        </w:tabs>
         <w:rPr>
           <w:rFonts w:ascii="Times New Roman" w:hAnsi="Times New Roman" w:cs="Times New Roman"/>
           <w:sz w:val="28"/>
           <w:szCs w:val="28"/>
         </w:rPr>
       </w:pPr>
-    </w:p>
-    <w:p>
-      <w:pPr>
+      <w:r>
         <w:rPr>
           <w:rFonts w:ascii="Times New Roman" w:hAnsi="Times New Roman" w:cs="Times New Roman"/>
           <w:sz w:val="28"/>
           <w:szCs w:val="28"/>
         </w:rPr>
-      </w:pPr>
-    </w:p>
-    <w:p>
-      <w:pPr>
-        <w:rPr>
-          <w:rFonts w:ascii="Times New Roman" w:hAnsi="Times New Roman" w:cs="Times New Roman"/>
-          <w:sz w:val="28"/>
-          <w:szCs w:val="28"/>
-        </w:rPr>
-      </w:pPr>
-    </w:p>
-    <w:p>
-      <w:pPr>
-        <w:rPr>
-          <w:rFonts w:ascii="Times New Roman" w:hAnsi="Times New Roman" w:cs="Times New Roman"/>
-          <w:sz w:val="28"/>
-          <w:szCs w:val="28"/>
-        </w:rPr>
-      </w:pPr>
-    </w:p>
-    <w:p>
-      <w:pPr>
-        <w:rPr>
-          <w:rFonts w:ascii="Times New Roman" w:hAnsi="Times New Roman" w:cs="Times New Roman"/>
-          <w:b/>
-          <w:bCs/>
-          <w:sz w:val="28"/>
-          <w:szCs w:val="28"/>
-          <w:u w:val="single"/>
-        </w:rPr>
-      </w:pPr>
-      <w:r>
-        <w:rPr>
-          <w:rFonts w:ascii="Times New Roman" w:hAnsi="Times New Roman" w:cs="Times New Roman"/>
-          <w:b/>
-          <w:bCs/>
-          <w:sz w:val="28"/>
-          <w:szCs w:val="28"/>
-          <w:u w:val="single"/>
-        </w:rPr>
-        <w:t xml:space="preserve">ii. OR Gate: </w:t>
-      </w:r>
-    </w:p>
-    <w:p>
-      <w:pPr>
-        <w:rPr>
-          <w:rFonts w:ascii="Times New Roman" w:hAnsi="Times New Roman" w:cs="Times New Roman"/>
-          <w:b/>
-          <w:bCs/>
-          <w:sz w:val="28"/>
-          <w:szCs w:val="28"/>
-          <w:u w:val="single"/>
-        </w:rPr>
-      </w:pPr>
+        <w:lastRenderedPageBreak/>
+        <w:t xml:space="preserve">iii. NOT Gate: </w:t>
+      </w:r>
     </w:p>
     <w:sectPr>
       <w:pgSz w:w="11906" w:h="16838" w:code="9"/>
